--- a/DTIPEJÄ.261/Harjoitus3.docx
+++ b/DTIPEJÄ.261/Harjoitus3.docx
@@ -32,6 +32,7 @@
           <w:pgNumType w:fmt="decimal"/>
           <w:formProt w:val="false"/>
           <w:textDirection w:val="lrTb"/>
+          <w:docGrid w:type="default" w:linePitch="100" w:charSpace="0"/>
         </w:sectPr>
       </w:pPr>
     </w:p>
@@ -217,7 +218,6 @@
           <w:ilvl w:val="0"/>
           <w:numId w:val="2"/>
         </w:numPr>
-        <w:pBdr/>
         <w:tabs>
           <w:tab w:val="clear" w:pos="709"/>
           <w:tab w:val="left" w:pos="0" w:leader="none"/>
@@ -254,6 +254,538 @@
           <w:sz w:val="24"/>
         </w:rPr>
         <w:t> Mitä hyviä on olemassa ja mitä kannattaa käyttää?</w:t>
+      </w:r>
+    </w:p>
+    <w:p>
+      <w:pPr>
+        <w:pStyle w:val="BodyText"/>
+        <w:widowControl/>
+        <w:tabs>
+          <w:tab w:val="clear" w:pos="709"/>
+          <w:tab w:val="left" w:pos="0" w:leader="none"/>
+        </w:tabs>
+        <w:bidi w:val="0"/>
+        <w:spacing w:lineRule="auto" w:line="360" w:before="150" w:after="140"/>
+        <w:ind w:hanging="0" w:start="0" w:end="0"/>
+        <w:jc w:val="start"/>
+        <w:rPr>
+          <w:rFonts w:ascii="Open Sans;Helvetica;Arial;sans-serif" w:hAnsi="Open Sans;Helvetica;Arial;sans-serif"/>
+          <w:b w:val="false"/>
+          <w:i w:val="false"/>
+          <w:caps w:val="false"/>
+          <w:smallCaps w:val="false"/>
+          <w:color w:val="333333"/>
+          <w:spacing w:val="0"/>
+          <w:sz w:val="24"/>
+        </w:rPr>
+      </w:pPr>
+      <w:r>
+        <w:rPr>
+          <w:rFonts w:ascii="Open Sans;Helvetica;Arial;sans-serif" w:hAnsi="Open Sans;Helvetica;Arial;sans-serif"/>
+          <w:b w:val="false"/>
+          <w:i w:val="false"/>
+          <w:caps w:val="false"/>
+          <w:smallCaps w:val="false"/>
+          <w:color w:val="333333"/>
+          <w:spacing w:val="0"/>
+          <w:sz w:val="24"/>
+        </w:rPr>
+        <w:t xml:space="preserve">- </w:t>
+      </w:r>
+      <w:r>
+        <w:rPr>
+          <w:rFonts w:ascii="Open Sans;Helvetica;Arial;sans-serif" w:hAnsi="Open Sans;Helvetica;Arial;sans-serif"/>
+          <w:b w:val="false"/>
+          <w:i w:val="false"/>
+          <w:caps w:val="false"/>
+          <w:smallCaps w:val="false"/>
+          <w:color w:val="333333"/>
+          <w:spacing w:val="0"/>
+          <w:sz w:val="24"/>
+        </w:rPr>
+        <w:t>Tietokoneen liikenteen vartija</w:t>
+      </w:r>
+    </w:p>
+    <w:p>
+      <w:pPr>
+        <w:pStyle w:val="BodyText"/>
+        <w:widowControl/>
+        <w:tabs>
+          <w:tab w:val="clear" w:pos="709"/>
+          <w:tab w:val="left" w:pos="0" w:leader="none"/>
+        </w:tabs>
+        <w:bidi w:val="0"/>
+        <w:spacing w:lineRule="auto" w:line="360" w:before="150" w:after="140"/>
+        <w:ind w:hanging="0" w:start="0" w:end="0"/>
+        <w:jc w:val="start"/>
+        <w:rPr>
+          <w:rFonts w:ascii="Open Sans;Helvetica;Arial;sans-serif" w:hAnsi="Open Sans;Helvetica;Arial;sans-serif"/>
+          <w:b w:val="false"/>
+          <w:i w:val="false"/>
+          <w:caps w:val="false"/>
+          <w:smallCaps w:val="false"/>
+          <w:color w:val="333333"/>
+          <w:spacing w:val="0"/>
+          <w:sz w:val="24"/>
+        </w:rPr>
+      </w:pPr>
+      <w:r>
+        <w:rPr>
+          <w:rFonts w:ascii="Open Sans;Helvetica;Arial;sans-serif" w:hAnsi="Open Sans;Helvetica;Arial;sans-serif"/>
+          <w:b w:val="false"/>
+          <w:i w:val="false"/>
+          <w:caps w:val="false"/>
+          <w:smallCaps w:val="false"/>
+          <w:color w:val="333333"/>
+          <w:spacing w:val="0"/>
+          <w:sz w:val="24"/>
+        </w:rPr>
+        <w:t xml:space="preserve">- </w:t>
+      </w:r>
+      <w:r>
+        <w:rPr>
+          <w:rFonts w:ascii="Open Sans;Helvetica;Arial;sans-serif" w:hAnsi="Open Sans;Helvetica;Arial;sans-serif"/>
+          <w:b w:val="false"/>
+          <w:i w:val="false"/>
+          <w:caps w:val="false"/>
+          <w:smallCaps w:val="false"/>
+          <w:color w:val="333333"/>
+          <w:spacing w:val="0"/>
+          <w:sz w:val="24"/>
+        </w:rPr>
+        <w:t>Norton, F-secure</w:t>
+      </w:r>
+    </w:p>
+    <w:p>
+      <w:pPr>
+        <w:pStyle w:val="BodyText"/>
+        <w:widowControl/>
+        <w:tabs>
+          <w:tab w:val="clear" w:pos="709"/>
+          <w:tab w:val="left" w:pos="0" w:leader="none"/>
+        </w:tabs>
+        <w:bidi w:val="0"/>
+        <w:spacing w:lineRule="auto" w:line="360" w:before="150" w:after="140"/>
+        <w:ind w:hanging="0" w:start="0" w:end="0"/>
+        <w:jc w:val="start"/>
+        <w:rPr>
+          <w:rFonts w:ascii="Open Sans;Helvetica;Arial;sans-serif" w:hAnsi="Open Sans;Helvetica;Arial;sans-serif"/>
+          <w:b w:val="false"/>
+          <w:i w:val="false"/>
+          <w:caps w:val="false"/>
+          <w:smallCaps w:val="false"/>
+          <w:color w:val="333333"/>
+          <w:spacing w:val="0"/>
+          <w:sz w:val="24"/>
+        </w:rPr>
+      </w:pPr>
+      <w:r>
+        <w:rPr>
+          <w:rFonts w:ascii="Open Sans;Helvetica;Arial;sans-serif" w:hAnsi="Open Sans;Helvetica;Arial;sans-serif"/>
+          <w:b w:val="false"/>
+          <w:i w:val="false"/>
+          <w:caps w:val="false"/>
+          <w:smallCaps w:val="false"/>
+          <w:color w:val="333333"/>
+          <w:spacing w:val="0"/>
+          <w:sz w:val="24"/>
+        </w:rPr>
+      </w:r>
+    </w:p>
+    <w:p>
+      <w:pPr>
+        <w:pStyle w:val="BodyText"/>
+        <w:widowControl/>
+        <w:tabs>
+          <w:tab w:val="clear" w:pos="709"/>
+          <w:tab w:val="left" w:pos="0" w:leader="none"/>
+        </w:tabs>
+        <w:bidi w:val="0"/>
+        <w:spacing w:lineRule="auto" w:line="360" w:before="150" w:after="140"/>
+        <w:ind w:hanging="0" w:start="0" w:end="0"/>
+        <w:jc w:val="start"/>
+        <w:rPr>
+          <w:rFonts w:ascii="Open Sans;Helvetica;Arial;sans-serif" w:hAnsi="Open Sans;Helvetica;Arial;sans-serif"/>
+          <w:b w:val="false"/>
+          <w:i w:val="false"/>
+          <w:caps w:val="false"/>
+          <w:smallCaps w:val="false"/>
+          <w:color w:val="333333"/>
+          <w:spacing w:val="0"/>
+          <w:sz w:val="24"/>
+        </w:rPr>
+      </w:pPr>
+      <w:r>
+        <w:rPr>
+          <w:rFonts w:ascii="Open Sans;Helvetica;Arial;sans-serif" w:hAnsi="Open Sans;Helvetica;Arial;sans-serif"/>
+          <w:b w:val="false"/>
+          <w:i w:val="false"/>
+          <w:caps w:val="false"/>
+          <w:smallCaps w:val="false"/>
+          <w:color w:val="333333"/>
+          <w:spacing w:val="0"/>
+          <w:sz w:val="24"/>
+        </w:rPr>
+      </w:r>
+    </w:p>
+    <w:p>
+      <w:pPr>
+        <w:pStyle w:val="BodyText"/>
+        <w:widowControl/>
+        <w:tabs>
+          <w:tab w:val="clear" w:pos="709"/>
+          <w:tab w:val="left" w:pos="0" w:leader="none"/>
+        </w:tabs>
+        <w:bidi w:val="0"/>
+        <w:spacing w:lineRule="auto" w:line="360" w:before="150" w:after="140"/>
+        <w:ind w:hanging="0" w:start="0" w:end="0"/>
+        <w:jc w:val="start"/>
+        <w:rPr>
+          <w:rFonts w:ascii="Open Sans;Helvetica;Arial;sans-serif" w:hAnsi="Open Sans;Helvetica;Arial;sans-serif"/>
+          <w:b w:val="false"/>
+          <w:i w:val="false"/>
+          <w:caps w:val="false"/>
+          <w:smallCaps w:val="false"/>
+          <w:color w:val="333333"/>
+          <w:spacing w:val="0"/>
+          <w:sz w:val="24"/>
+        </w:rPr>
+      </w:pPr>
+      <w:r>
+        <w:rPr>
+          <w:rFonts w:ascii="Open Sans;Helvetica;Arial;sans-serif" w:hAnsi="Open Sans;Helvetica;Arial;sans-serif"/>
+          <w:b w:val="false"/>
+          <w:i w:val="false"/>
+          <w:caps w:val="false"/>
+          <w:smallCaps w:val="false"/>
+          <w:color w:val="333333"/>
+          <w:spacing w:val="0"/>
+          <w:sz w:val="24"/>
+        </w:rPr>
+      </w:r>
+    </w:p>
+    <w:p>
+      <w:pPr>
+        <w:pStyle w:val="BodyText"/>
+        <w:widowControl/>
+        <w:tabs>
+          <w:tab w:val="clear" w:pos="709"/>
+          <w:tab w:val="left" w:pos="0" w:leader="none"/>
+        </w:tabs>
+        <w:bidi w:val="0"/>
+        <w:spacing w:lineRule="auto" w:line="360" w:before="150" w:after="140"/>
+        <w:ind w:hanging="0" w:start="0" w:end="0"/>
+        <w:jc w:val="start"/>
+        <w:rPr>
+          <w:rFonts w:ascii="Open Sans;Helvetica;Arial;sans-serif" w:hAnsi="Open Sans;Helvetica;Arial;sans-serif"/>
+          <w:b w:val="false"/>
+          <w:i w:val="false"/>
+          <w:caps w:val="false"/>
+          <w:smallCaps w:val="false"/>
+          <w:color w:val="333333"/>
+          <w:spacing w:val="0"/>
+          <w:sz w:val="24"/>
+        </w:rPr>
+      </w:pPr>
+      <w:r>
+        <w:rPr>
+          <w:rFonts w:ascii="Open Sans;Helvetica;Arial;sans-serif" w:hAnsi="Open Sans;Helvetica;Arial;sans-serif"/>
+          <w:b w:val="false"/>
+          <w:i w:val="false"/>
+          <w:caps w:val="false"/>
+          <w:smallCaps w:val="false"/>
+          <w:color w:val="333333"/>
+          <w:spacing w:val="0"/>
+          <w:sz w:val="24"/>
+        </w:rPr>
+      </w:r>
+    </w:p>
+    <w:p>
+      <w:pPr>
+        <w:pStyle w:val="BodyText"/>
+        <w:widowControl/>
+        <w:tabs>
+          <w:tab w:val="clear" w:pos="709"/>
+          <w:tab w:val="left" w:pos="0" w:leader="none"/>
+        </w:tabs>
+        <w:bidi w:val="0"/>
+        <w:spacing w:lineRule="auto" w:line="360" w:before="150" w:after="140"/>
+        <w:ind w:hanging="0" w:start="0" w:end="0"/>
+        <w:jc w:val="start"/>
+        <w:rPr>
+          <w:rFonts w:ascii="Open Sans;Helvetica;Arial;sans-serif" w:hAnsi="Open Sans;Helvetica;Arial;sans-serif"/>
+          <w:b w:val="false"/>
+          <w:i w:val="false"/>
+          <w:caps w:val="false"/>
+          <w:smallCaps w:val="false"/>
+          <w:color w:val="333333"/>
+          <w:spacing w:val="0"/>
+          <w:sz w:val="24"/>
+        </w:rPr>
+      </w:pPr>
+      <w:r>
+        <w:rPr>
+          <w:rFonts w:ascii="Open Sans;Helvetica;Arial;sans-serif" w:hAnsi="Open Sans;Helvetica;Arial;sans-serif"/>
+          <w:b w:val="false"/>
+          <w:i w:val="false"/>
+          <w:caps w:val="false"/>
+          <w:smallCaps w:val="false"/>
+          <w:color w:val="333333"/>
+          <w:spacing w:val="0"/>
+          <w:sz w:val="24"/>
+        </w:rPr>
+      </w:r>
+    </w:p>
+    <w:p>
+      <w:pPr>
+        <w:pStyle w:val="BodyText"/>
+        <w:widowControl/>
+        <w:tabs>
+          <w:tab w:val="clear" w:pos="709"/>
+          <w:tab w:val="left" w:pos="0" w:leader="none"/>
+        </w:tabs>
+        <w:bidi w:val="0"/>
+        <w:spacing w:lineRule="auto" w:line="360" w:before="150" w:after="140"/>
+        <w:ind w:hanging="0" w:start="0" w:end="0"/>
+        <w:jc w:val="start"/>
+        <w:rPr>
+          <w:rFonts w:ascii="Open Sans;Helvetica;Arial;sans-serif" w:hAnsi="Open Sans;Helvetica;Arial;sans-serif"/>
+          <w:b w:val="false"/>
+          <w:i w:val="false"/>
+          <w:caps w:val="false"/>
+          <w:smallCaps w:val="false"/>
+          <w:color w:val="333333"/>
+          <w:spacing w:val="0"/>
+          <w:sz w:val="24"/>
+        </w:rPr>
+      </w:pPr>
+      <w:r>
+        <w:rPr>
+          <w:rFonts w:ascii="Open Sans;Helvetica;Arial;sans-serif" w:hAnsi="Open Sans;Helvetica;Arial;sans-serif"/>
+          <w:b w:val="false"/>
+          <w:i w:val="false"/>
+          <w:caps w:val="false"/>
+          <w:smallCaps w:val="false"/>
+          <w:color w:val="333333"/>
+          <w:spacing w:val="0"/>
+          <w:sz w:val="24"/>
+        </w:rPr>
+      </w:r>
+    </w:p>
+    <w:p>
+      <w:pPr>
+        <w:pStyle w:val="BodyText"/>
+        <w:widowControl/>
+        <w:tabs>
+          <w:tab w:val="clear" w:pos="709"/>
+          <w:tab w:val="left" w:pos="0" w:leader="none"/>
+        </w:tabs>
+        <w:bidi w:val="0"/>
+        <w:spacing w:lineRule="auto" w:line="360" w:before="150" w:after="140"/>
+        <w:ind w:hanging="0" w:start="0" w:end="0"/>
+        <w:jc w:val="start"/>
+        <w:rPr>
+          <w:rFonts w:ascii="Open Sans;Helvetica;Arial;sans-serif" w:hAnsi="Open Sans;Helvetica;Arial;sans-serif"/>
+          <w:b w:val="false"/>
+          <w:i w:val="false"/>
+          <w:caps w:val="false"/>
+          <w:smallCaps w:val="false"/>
+          <w:color w:val="333333"/>
+          <w:spacing w:val="0"/>
+          <w:sz w:val="24"/>
+        </w:rPr>
+      </w:pPr>
+      <w:r>
+        <w:rPr>
+          <w:rFonts w:ascii="Open Sans;Helvetica;Arial;sans-serif" w:hAnsi="Open Sans;Helvetica;Arial;sans-serif"/>
+          <w:b w:val="false"/>
+          <w:i w:val="false"/>
+          <w:caps w:val="false"/>
+          <w:smallCaps w:val="false"/>
+          <w:color w:val="333333"/>
+          <w:spacing w:val="0"/>
+          <w:sz w:val="24"/>
+        </w:rPr>
+      </w:r>
+    </w:p>
+    <w:p>
+      <w:pPr>
+        <w:pStyle w:val="BodyText"/>
+        <w:widowControl/>
+        <w:tabs>
+          <w:tab w:val="clear" w:pos="709"/>
+          <w:tab w:val="left" w:pos="0" w:leader="none"/>
+        </w:tabs>
+        <w:bidi w:val="0"/>
+        <w:spacing w:lineRule="auto" w:line="360" w:before="150" w:after="140"/>
+        <w:ind w:hanging="0" w:start="0" w:end="0"/>
+        <w:jc w:val="start"/>
+        <w:rPr>
+          <w:rFonts w:ascii="Open Sans;Helvetica;Arial;sans-serif" w:hAnsi="Open Sans;Helvetica;Arial;sans-serif"/>
+          <w:b w:val="false"/>
+          <w:i w:val="false"/>
+          <w:caps w:val="false"/>
+          <w:smallCaps w:val="false"/>
+          <w:color w:val="333333"/>
+          <w:spacing w:val="0"/>
+          <w:sz w:val="24"/>
+        </w:rPr>
+      </w:pPr>
+      <w:r>
+        <w:rPr>
+          <w:rFonts w:ascii="Open Sans;Helvetica;Arial;sans-serif" w:hAnsi="Open Sans;Helvetica;Arial;sans-serif"/>
+          <w:b w:val="false"/>
+          <w:i w:val="false"/>
+          <w:caps w:val="false"/>
+          <w:smallCaps w:val="false"/>
+          <w:color w:val="333333"/>
+          <w:spacing w:val="0"/>
+          <w:sz w:val="24"/>
+        </w:rPr>
+      </w:r>
+    </w:p>
+    <w:p>
+      <w:pPr>
+        <w:pStyle w:val="BodyText"/>
+        <w:widowControl/>
+        <w:tabs>
+          <w:tab w:val="clear" w:pos="709"/>
+          <w:tab w:val="left" w:pos="0" w:leader="none"/>
+        </w:tabs>
+        <w:bidi w:val="0"/>
+        <w:spacing w:lineRule="auto" w:line="360" w:before="150" w:after="140"/>
+        <w:ind w:hanging="0" w:start="0" w:end="0"/>
+        <w:jc w:val="start"/>
+        <w:rPr>
+          <w:rFonts w:ascii="Open Sans;Helvetica;Arial;sans-serif" w:hAnsi="Open Sans;Helvetica;Arial;sans-serif"/>
+          <w:b w:val="false"/>
+          <w:i w:val="false"/>
+          <w:caps w:val="false"/>
+          <w:smallCaps w:val="false"/>
+          <w:color w:val="333333"/>
+          <w:spacing w:val="0"/>
+          <w:sz w:val="24"/>
+        </w:rPr>
+      </w:pPr>
+      <w:r>
+        <w:rPr>
+          <w:rFonts w:ascii="Open Sans;Helvetica;Arial;sans-serif" w:hAnsi="Open Sans;Helvetica;Arial;sans-serif"/>
+          <w:b w:val="false"/>
+          <w:i w:val="false"/>
+          <w:caps w:val="false"/>
+          <w:smallCaps w:val="false"/>
+          <w:color w:val="333333"/>
+          <w:spacing w:val="0"/>
+          <w:sz w:val="24"/>
+        </w:rPr>
+      </w:r>
+    </w:p>
+    <w:p>
+      <w:pPr>
+        <w:pStyle w:val="BodyText"/>
+        <w:widowControl/>
+        <w:tabs>
+          <w:tab w:val="clear" w:pos="709"/>
+          <w:tab w:val="left" w:pos="0" w:leader="none"/>
+        </w:tabs>
+        <w:bidi w:val="0"/>
+        <w:spacing w:lineRule="auto" w:line="360" w:before="150" w:after="140"/>
+        <w:ind w:hanging="0" w:start="0" w:end="0"/>
+        <w:jc w:val="start"/>
+        <w:rPr>
+          <w:rFonts w:ascii="Open Sans;Helvetica;Arial;sans-serif" w:hAnsi="Open Sans;Helvetica;Arial;sans-serif"/>
+          <w:b w:val="false"/>
+          <w:i w:val="false"/>
+          <w:caps w:val="false"/>
+          <w:smallCaps w:val="false"/>
+          <w:color w:val="333333"/>
+          <w:spacing w:val="0"/>
+          <w:sz w:val="24"/>
+        </w:rPr>
+      </w:pPr>
+      <w:r>
+        <w:rPr>
+          <w:rFonts w:ascii="Open Sans;Helvetica;Arial;sans-serif" w:hAnsi="Open Sans;Helvetica;Arial;sans-serif"/>
+          <w:b w:val="false"/>
+          <w:i w:val="false"/>
+          <w:caps w:val="false"/>
+          <w:smallCaps w:val="false"/>
+          <w:color w:val="333333"/>
+          <w:spacing w:val="0"/>
+          <w:sz w:val="24"/>
+        </w:rPr>
+      </w:r>
+    </w:p>
+    <w:p>
+      <w:pPr>
+        <w:pStyle w:val="BodyText"/>
+        <w:widowControl/>
+        <w:tabs>
+          <w:tab w:val="clear" w:pos="709"/>
+          <w:tab w:val="left" w:pos="0" w:leader="none"/>
+        </w:tabs>
+        <w:bidi w:val="0"/>
+        <w:spacing w:lineRule="auto" w:line="360" w:before="150" w:after="140"/>
+        <w:ind w:hanging="0" w:start="0" w:end="0"/>
+        <w:jc w:val="start"/>
+        <w:rPr>
+          <w:rFonts w:ascii="Open Sans;Helvetica;Arial;sans-serif" w:hAnsi="Open Sans;Helvetica;Arial;sans-serif"/>
+          <w:b w:val="false"/>
+          <w:i w:val="false"/>
+          <w:caps w:val="false"/>
+          <w:smallCaps w:val="false"/>
+          <w:color w:val="333333"/>
+          <w:spacing w:val="0"/>
+          <w:sz w:val="24"/>
+        </w:rPr>
+      </w:pPr>
+      <w:r>
+        <w:rPr>
+          <w:rFonts w:ascii="Open Sans;Helvetica;Arial;sans-serif" w:hAnsi="Open Sans;Helvetica;Arial;sans-serif"/>
+          <w:b w:val="false"/>
+          <w:i w:val="false"/>
+          <w:caps w:val="false"/>
+          <w:smallCaps w:val="false"/>
+          <w:color w:val="333333"/>
+          <w:spacing w:val="0"/>
+          <w:sz w:val="24"/>
+        </w:rPr>
+      </w:r>
+    </w:p>
+    <w:p>
+      <w:pPr>
+        <w:pStyle w:val="BodyText"/>
+        <w:widowControl/>
+        <w:tabs>
+          <w:tab w:val="clear" w:pos="709"/>
+          <w:tab w:val="left" w:pos="0" w:leader="none"/>
+        </w:tabs>
+        <w:bidi w:val="0"/>
+        <w:spacing w:lineRule="auto" w:line="360" w:before="150" w:after="140"/>
+        <w:ind w:hanging="0" w:start="0" w:end="0"/>
+        <w:jc w:val="start"/>
+        <w:rPr>
+          <w:rFonts w:ascii="Open Sans;Helvetica;Arial;sans-serif" w:hAnsi="Open Sans;Helvetica;Arial;sans-serif"/>
+          <w:b w:val="false"/>
+          <w:i w:val="false"/>
+          <w:caps w:val="false"/>
+          <w:smallCaps w:val="false"/>
+          <w:color w:val="333333"/>
+          <w:spacing w:val="0"/>
+          <w:sz w:val="24"/>
+        </w:rPr>
+      </w:pPr>
+      <w:r>
+        <w:rPr>
+          <w:rFonts w:ascii="Open Sans;Helvetica;Arial;sans-serif" w:hAnsi="Open Sans;Helvetica;Arial;sans-serif"/>
+          <w:b w:val="false"/>
+          <w:i w:val="false"/>
+          <w:caps w:val="false"/>
+          <w:smallCaps w:val="false"/>
+          <w:color w:val="333333"/>
+          <w:spacing w:val="0"/>
+          <w:sz w:val="24"/>
+        </w:rPr>
       </w:r>
     </w:p>
     <w:p>
@@ -264,7 +796,6 @@
           <w:ilvl w:val="0"/>
           <w:numId w:val="2"/>
         </w:numPr>
-        <w:pBdr/>
         <w:tabs>
           <w:tab w:val="clear" w:pos="709"/>
           <w:tab w:val="left" w:pos="0" w:leader="none"/>
@@ -301,6 +832,642 @@
           <w:sz w:val="24"/>
         </w:rPr>
         <w:t>(dokumentoi ratkaisusi)</w:t>
+      </w:r>
+    </w:p>
+    <w:p>
+      <w:pPr>
+        <w:pStyle w:val="BodyText"/>
+        <w:widowControl/>
+        <w:tabs>
+          <w:tab w:val="clear" w:pos="709"/>
+          <w:tab w:val="left" w:pos="0" w:leader="none"/>
+        </w:tabs>
+        <w:bidi w:val="0"/>
+        <w:spacing w:lineRule="auto" w:line="360" w:before="150" w:after="140"/>
+        <w:ind w:hanging="0" w:start="0" w:end="0"/>
+        <w:jc w:val="start"/>
+        <w:rPr/>
+      </w:pPr>
+      <w:r>
+        <w:rPr>
+          <w:rStyle w:val="Emphasis"/>
+          <w:rFonts w:ascii="Open Sans;Helvetica;Arial;sans-serif" w:hAnsi="Open Sans;Helvetica;Arial;sans-serif"/>
+          <w:b w:val="false"/>
+          <w:i w:val="false"/>
+          <w:caps w:val="false"/>
+          <w:smallCaps w:val="false"/>
+          <w:color w:val="333333"/>
+          <w:spacing w:val="0"/>
+          <w:sz w:val="24"/>
+        </w:rPr>
+        <w:t>- Asetuksista päälle / pois</w:t>
+      </w:r>
+    </w:p>
+    <w:p>
+      <w:pPr>
+        <w:pStyle w:val="BodyText"/>
+        <w:widowControl/>
+        <w:tabs>
+          <w:tab w:val="clear" w:pos="709"/>
+          <w:tab w:val="left" w:pos="0" w:leader="none"/>
+        </w:tabs>
+        <w:bidi w:val="0"/>
+        <w:spacing w:lineRule="auto" w:line="360" w:before="150" w:after="140"/>
+        <w:ind w:hanging="0" w:start="0" w:end="0"/>
+        <w:jc w:val="start"/>
+        <w:rPr>
+          <w:rStyle w:val="Emphasis"/>
+          <w:rFonts w:ascii="Open Sans;Helvetica;Arial;sans-serif" w:hAnsi="Open Sans;Helvetica;Arial;sans-serif"/>
+          <w:b w:val="false"/>
+          <w:i w:val="false"/>
+          <w:caps w:val="false"/>
+          <w:smallCaps w:val="false"/>
+          <w:color w:val="333333"/>
+          <w:spacing w:val="0"/>
+          <w:sz w:val="24"/>
+        </w:rPr>
+      </w:pPr>
+      <w:r>
+        <w:rPr/>
+        <w:drawing>
+          <wp:anchor behindDoc="0" distT="0" distB="0" distL="0" distR="0" simplePos="0" locked="0" layoutInCell="0" allowOverlap="1" relativeHeight="2">
+            <wp:simplePos x="0" y="0"/>
+            <wp:positionH relativeFrom="column">
+              <wp:posOffset>0</wp:posOffset>
+            </wp:positionH>
+            <wp:positionV relativeFrom="paragraph">
+              <wp:posOffset>-66675</wp:posOffset>
+            </wp:positionV>
+            <wp:extent cx="6120130" cy="3824605"/>
+            <wp:effectExtent l="0" t="0" r="0" b="0"/>
+            <wp:wrapSquare wrapText="largest"/>
+            <wp:docPr id="1" name="Kuva1"/>
+            <wp:cNvGraphicFramePr>
+              <a:graphicFrameLocks xmlns:a="http://schemas.openxmlformats.org/drawingml/2006/main" noChangeAspect="1"/>
+            </wp:cNvGraphicFramePr>
+            <a:graphic xmlns:a="http://schemas.openxmlformats.org/drawingml/2006/main">
+              <a:graphicData uri="http://schemas.openxmlformats.org/drawingml/2006/picture">
+                <pic:pic xmlns:pic="http://schemas.openxmlformats.org/drawingml/2006/picture">
+                  <pic:nvPicPr>
+                    <pic:cNvPr id="1" name="Kuva1"/>
+                    <pic:cNvPicPr>
+                      <a:picLocks noChangeAspect="1" noChangeArrowheads="1"/>
+                    </pic:cNvPicPr>
+                  </pic:nvPicPr>
+                  <pic:blipFill>
+                    <a:blip r:embed="rId2"/>
+                    <a:stretch>
+                      <a:fillRect/>
+                    </a:stretch>
+                  </pic:blipFill>
+                  <pic:spPr bwMode="auto">
+                    <a:xfrm>
+                      <a:off x="0" y="0"/>
+                      <a:ext cx="6120130" cy="3824605"/>
+                    </a:xfrm>
+                    <a:prstGeom prst="rect">
+                      <a:avLst/>
+                    </a:prstGeom>
+                    <a:noFill/>
+                  </pic:spPr>
+                </pic:pic>
+              </a:graphicData>
+            </a:graphic>
+          </wp:anchor>
+        </w:drawing>
+      </w:r>
+    </w:p>
+    <w:p>
+      <w:pPr>
+        <w:pStyle w:val="BodyText"/>
+        <w:widowControl/>
+        <w:tabs>
+          <w:tab w:val="clear" w:pos="709"/>
+          <w:tab w:val="left" w:pos="0" w:leader="none"/>
+        </w:tabs>
+        <w:bidi w:val="0"/>
+        <w:spacing w:lineRule="auto" w:line="360" w:before="150" w:after="140"/>
+        <w:ind w:hanging="0" w:start="0" w:end="0"/>
+        <w:jc w:val="start"/>
+        <w:rPr/>
+      </w:pPr>
+      <w:r>
+        <w:rPr/>
+      </w:r>
+    </w:p>
+    <w:p>
+      <w:pPr>
+        <w:pStyle w:val="BodyText"/>
+        <w:widowControl/>
+        <w:tabs>
+          <w:tab w:val="clear" w:pos="709"/>
+          <w:tab w:val="left" w:pos="0" w:leader="none"/>
+        </w:tabs>
+        <w:bidi w:val="0"/>
+        <w:spacing w:lineRule="auto" w:line="360" w:before="150" w:after="140"/>
+        <w:ind w:hanging="0" w:start="0" w:end="0"/>
+        <w:jc w:val="start"/>
+        <w:rPr/>
+      </w:pPr>
+      <w:r>
+        <w:rPr/>
+      </w:r>
+    </w:p>
+    <w:p>
+      <w:pPr>
+        <w:pStyle w:val="BodyText"/>
+        <w:widowControl/>
+        <w:tabs>
+          <w:tab w:val="clear" w:pos="709"/>
+          <w:tab w:val="left" w:pos="0" w:leader="none"/>
+        </w:tabs>
+        <w:bidi w:val="0"/>
+        <w:spacing w:lineRule="auto" w:line="360" w:before="150" w:after="140"/>
+        <w:ind w:hanging="0" w:start="0" w:end="0"/>
+        <w:jc w:val="start"/>
+        <w:rPr/>
+      </w:pPr>
+      <w:r>
+        <w:rPr/>
+      </w:r>
+    </w:p>
+    <w:p>
+      <w:pPr>
+        <w:pStyle w:val="BodyText"/>
+        <w:widowControl/>
+        <w:tabs>
+          <w:tab w:val="clear" w:pos="709"/>
+          <w:tab w:val="left" w:pos="0" w:leader="none"/>
+        </w:tabs>
+        <w:bidi w:val="0"/>
+        <w:spacing w:lineRule="auto" w:line="360" w:before="150" w:after="140"/>
+        <w:ind w:hanging="0" w:start="0" w:end="0"/>
+        <w:jc w:val="start"/>
+        <w:rPr/>
+      </w:pPr>
+      <w:r>
+        <w:rPr/>
+      </w:r>
+    </w:p>
+    <w:p>
+      <w:pPr>
+        <w:pStyle w:val="BodyText"/>
+        <w:widowControl/>
+        <w:tabs>
+          <w:tab w:val="clear" w:pos="709"/>
+          <w:tab w:val="left" w:pos="0" w:leader="none"/>
+        </w:tabs>
+        <w:bidi w:val="0"/>
+        <w:spacing w:lineRule="auto" w:line="360" w:before="150" w:after="140"/>
+        <w:ind w:hanging="0" w:start="0" w:end="0"/>
+        <w:jc w:val="start"/>
+        <w:rPr/>
+      </w:pPr>
+      <w:r>
+        <w:rPr/>
+      </w:r>
+    </w:p>
+    <w:p>
+      <w:pPr>
+        <w:pStyle w:val="BodyText"/>
+        <w:widowControl/>
+        <w:tabs>
+          <w:tab w:val="clear" w:pos="709"/>
+          <w:tab w:val="left" w:pos="0" w:leader="none"/>
+        </w:tabs>
+        <w:bidi w:val="0"/>
+        <w:spacing w:lineRule="auto" w:line="360" w:before="150" w:after="140"/>
+        <w:ind w:hanging="0" w:start="0" w:end="0"/>
+        <w:jc w:val="start"/>
+        <w:rPr/>
+      </w:pPr>
+      <w:r>
+        <w:rPr/>
+      </w:r>
+    </w:p>
+    <w:p>
+      <w:pPr>
+        <w:pStyle w:val="BodyText"/>
+        <w:widowControl/>
+        <w:tabs>
+          <w:tab w:val="clear" w:pos="709"/>
+          <w:tab w:val="left" w:pos="0" w:leader="none"/>
+        </w:tabs>
+        <w:bidi w:val="0"/>
+        <w:spacing w:lineRule="auto" w:line="360" w:before="150" w:after="140"/>
+        <w:ind w:hanging="0" w:start="0" w:end="0"/>
+        <w:jc w:val="start"/>
+        <w:rPr/>
+      </w:pPr>
+      <w:r>
+        <w:rPr/>
+      </w:r>
+    </w:p>
+    <w:p>
+      <w:pPr>
+        <w:pStyle w:val="BodyText"/>
+        <w:widowControl/>
+        <w:tabs>
+          <w:tab w:val="clear" w:pos="709"/>
+          <w:tab w:val="left" w:pos="0" w:leader="none"/>
+        </w:tabs>
+        <w:bidi w:val="0"/>
+        <w:spacing w:lineRule="auto" w:line="360" w:before="150" w:after="140"/>
+        <w:ind w:hanging="0" w:start="0" w:end="0"/>
+        <w:jc w:val="start"/>
+        <w:rPr/>
+      </w:pPr>
+      <w:r>
+        <w:rPr/>
+      </w:r>
+    </w:p>
+    <w:p>
+      <w:pPr>
+        <w:pStyle w:val="BodyText"/>
+        <w:widowControl/>
+        <w:tabs>
+          <w:tab w:val="clear" w:pos="709"/>
+          <w:tab w:val="left" w:pos="0" w:leader="none"/>
+        </w:tabs>
+        <w:bidi w:val="0"/>
+        <w:spacing w:lineRule="auto" w:line="360" w:before="150" w:after="140"/>
+        <w:ind w:hanging="0" w:start="0" w:end="0"/>
+        <w:jc w:val="start"/>
+        <w:rPr/>
+      </w:pPr>
+      <w:r>
+        <w:rPr/>
+      </w:r>
+    </w:p>
+    <w:p>
+      <w:pPr>
+        <w:pStyle w:val="BodyText"/>
+        <w:widowControl/>
+        <w:tabs>
+          <w:tab w:val="clear" w:pos="709"/>
+          <w:tab w:val="left" w:pos="0" w:leader="none"/>
+        </w:tabs>
+        <w:bidi w:val="0"/>
+        <w:spacing w:lineRule="auto" w:line="360" w:before="150" w:after="140"/>
+        <w:ind w:hanging="0" w:start="0" w:end="0"/>
+        <w:jc w:val="start"/>
+        <w:rPr/>
+      </w:pPr>
+      <w:r>
+        <w:rPr/>
+      </w:r>
+    </w:p>
+    <w:p>
+      <w:pPr>
+        <w:pStyle w:val="BodyText"/>
+        <w:widowControl/>
+        <w:tabs>
+          <w:tab w:val="clear" w:pos="709"/>
+          <w:tab w:val="left" w:pos="0" w:leader="none"/>
+        </w:tabs>
+        <w:bidi w:val="0"/>
+        <w:spacing w:lineRule="auto" w:line="360" w:before="150" w:after="140"/>
+        <w:ind w:hanging="0" w:start="0" w:end="0"/>
+        <w:jc w:val="start"/>
+        <w:rPr/>
+      </w:pPr>
+      <w:r>
+        <w:rPr/>
+      </w:r>
+    </w:p>
+    <w:p>
+      <w:pPr>
+        <w:pStyle w:val="BodyText"/>
+        <w:widowControl/>
+        <w:tabs>
+          <w:tab w:val="clear" w:pos="709"/>
+          <w:tab w:val="left" w:pos="0" w:leader="none"/>
+        </w:tabs>
+        <w:bidi w:val="0"/>
+        <w:spacing w:lineRule="auto" w:line="360" w:before="150" w:after="140"/>
+        <w:ind w:hanging="0" w:start="0" w:end="0"/>
+        <w:jc w:val="start"/>
+        <w:rPr/>
+      </w:pPr>
+      <w:r>
+        <w:rPr/>
+        <w:drawing>
+          <wp:anchor behindDoc="0" distT="0" distB="0" distL="0" distR="0" simplePos="0" locked="0" layoutInCell="0" allowOverlap="1" relativeHeight="3">
+            <wp:simplePos x="0" y="0"/>
+            <wp:positionH relativeFrom="column">
+              <wp:posOffset>47625</wp:posOffset>
+            </wp:positionH>
+            <wp:positionV relativeFrom="paragraph">
+              <wp:posOffset>80645</wp:posOffset>
+            </wp:positionV>
+            <wp:extent cx="6120130" cy="3824605"/>
+            <wp:effectExtent l="0" t="0" r="0" b="0"/>
+            <wp:wrapSquare wrapText="largest"/>
+            <wp:docPr id="2" name="Kuva2"/>
+            <wp:cNvGraphicFramePr>
+              <a:graphicFrameLocks xmlns:a="http://schemas.openxmlformats.org/drawingml/2006/main" noChangeAspect="1"/>
+            </wp:cNvGraphicFramePr>
+            <a:graphic xmlns:a="http://schemas.openxmlformats.org/drawingml/2006/main">
+              <a:graphicData uri="http://schemas.openxmlformats.org/drawingml/2006/picture">
+                <pic:pic xmlns:pic="http://schemas.openxmlformats.org/drawingml/2006/picture">
+                  <pic:nvPicPr>
+                    <pic:cNvPr id="2" name="Kuva2"/>
+                    <pic:cNvPicPr>
+                      <a:picLocks noChangeAspect="1" noChangeArrowheads="1"/>
+                    </pic:cNvPicPr>
+                  </pic:nvPicPr>
+                  <pic:blipFill>
+                    <a:blip r:embed="rId3"/>
+                    <a:stretch>
+                      <a:fillRect/>
+                    </a:stretch>
+                  </pic:blipFill>
+                  <pic:spPr bwMode="auto">
+                    <a:xfrm>
+                      <a:off x="0" y="0"/>
+                      <a:ext cx="6120130" cy="3824605"/>
+                    </a:xfrm>
+                    <a:prstGeom prst="rect">
+                      <a:avLst/>
+                    </a:prstGeom>
+                    <a:noFill/>
+                  </pic:spPr>
+                </pic:pic>
+              </a:graphicData>
+            </a:graphic>
+          </wp:anchor>
+        </w:drawing>
+      </w:r>
+    </w:p>
+    <w:p>
+      <w:pPr>
+        <w:pStyle w:val="BodyText"/>
+        <w:widowControl/>
+        <w:tabs>
+          <w:tab w:val="clear" w:pos="709"/>
+          <w:tab w:val="left" w:pos="0" w:leader="none"/>
+        </w:tabs>
+        <w:bidi w:val="0"/>
+        <w:spacing w:lineRule="auto" w:line="360" w:before="150" w:after="140"/>
+        <w:ind w:hanging="0" w:start="0" w:end="0"/>
+        <w:jc w:val="start"/>
+        <w:rPr/>
+      </w:pPr>
+      <w:r>
+        <w:rPr/>
+        <w:t>Pitäisi blockkaantua kun tekee palomuuriin säänön sisään tulevalle ja ulos menevälle esim edgeen mutta syystä X virtuaalikoneessa en saa blockaantumaan mitään ohjelmaa</w:t>
+      </w:r>
+    </w:p>
+    <w:p>
+      <w:pPr>
+        <w:pStyle w:val="BodyText"/>
+        <w:widowControl/>
+        <w:tabs>
+          <w:tab w:val="clear" w:pos="709"/>
+          <w:tab w:val="left" w:pos="0" w:leader="none"/>
+        </w:tabs>
+        <w:bidi w:val="0"/>
+        <w:spacing w:lineRule="auto" w:line="360" w:before="150" w:after="140"/>
+        <w:ind w:hanging="0" w:start="0" w:end="0"/>
+        <w:jc w:val="start"/>
+        <w:rPr>
+          <w:rStyle w:val="Emphasis"/>
+          <w:rFonts w:ascii="Open Sans;Helvetica;Arial;sans-serif" w:hAnsi="Open Sans;Helvetica;Arial;sans-serif"/>
+          <w:b w:val="false"/>
+          <w:i w:val="false"/>
+          <w:caps w:val="false"/>
+          <w:smallCaps w:val="false"/>
+          <w:color w:val="333333"/>
+          <w:spacing w:val="0"/>
+          <w:sz w:val="24"/>
+        </w:rPr>
+      </w:pPr>
+      <w:r>
+        <w:rPr/>
+      </w:r>
+    </w:p>
+    <w:p>
+      <w:pPr>
+        <w:pStyle w:val="BodyText"/>
+        <w:widowControl/>
+        <w:tabs>
+          <w:tab w:val="clear" w:pos="709"/>
+          <w:tab w:val="left" w:pos="0" w:leader="none"/>
+        </w:tabs>
+        <w:bidi w:val="0"/>
+        <w:spacing w:lineRule="auto" w:line="360" w:before="150" w:after="140"/>
+        <w:ind w:hanging="0" w:start="0" w:end="0"/>
+        <w:jc w:val="start"/>
+        <w:rPr>
+          <w:rStyle w:val="Emphasis"/>
+          <w:rFonts w:ascii="Open Sans;Helvetica;Arial;sans-serif" w:hAnsi="Open Sans;Helvetica;Arial;sans-serif"/>
+          <w:b w:val="false"/>
+          <w:i w:val="false"/>
+          <w:caps w:val="false"/>
+          <w:smallCaps w:val="false"/>
+          <w:color w:val="333333"/>
+          <w:spacing w:val="0"/>
+          <w:sz w:val="24"/>
+        </w:rPr>
+      </w:pPr>
+      <w:r>
+        <w:rPr/>
+      </w:r>
+    </w:p>
+    <w:p>
+      <w:pPr>
+        <w:pStyle w:val="BodyText"/>
+        <w:widowControl/>
+        <w:tabs>
+          <w:tab w:val="clear" w:pos="709"/>
+          <w:tab w:val="left" w:pos="0" w:leader="none"/>
+        </w:tabs>
+        <w:bidi w:val="0"/>
+        <w:spacing w:lineRule="auto" w:line="360" w:before="150" w:after="140"/>
+        <w:ind w:hanging="0" w:start="0" w:end="0"/>
+        <w:jc w:val="start"/>
+        <w:rPr>
+          <w:rStyle w:val="Emphasis"/>
+          <w:rFonts w:ascii="Open Sans;Helvetica;Arial;sans-serif" w:hAnsi="Open Sans;Helvetica;Arial;sans-serif"/>
+          <w:b w:val="false"/>
+          <w:i w:val="false"/>
+          <w:caps w:val="false"/>
+          <w:smallCaps w:val="false"/>
+          <w:color w:val="333333"/>
+          <w:spacing w:val="0"/>
+          <w:sz w:val="24"/>
+        </w:rPr>
+      </w:pPr>
+      <w:r>
+        <w:rPr/>
+      </w:r>
+    </w:p>
+    <w:p>
+      <w:pPr>
+        <w:pStyle w:val="BodyText"/>
+        <w:widowControl/>
+        <w:tabs>
+          <w:tab w:val="clear" w:pos="709"/>
+          <w:tab w:val="left" w:pos="0" w:leader="none"/>
+        </w:tabs>
+        <w:bidi w:val="0"/>
+        <w:spacing w:lineRule="auto" w:line="360" w:before="150" w:after="140"/>
+        <w:ind w:hanging="0" w:start="0" w:end="0"/>
+        <w:jc w:val="start"/>
+        <w:rPr>
+          <w:rStyle w:val="Emphasis"/>
+          <w:rFonts w:ascii="Open Sans;Helvetica;Arial;sans-serif" w:hAnsi="Open Sans;Helvetica;Arial;sans-serif"/>
+          <w:b w:val="false"/>
+          <w:i w:val="false"/>
+          <w:caps w:val="false"/>
+          <w:smallCaps w:val="false"/>
+          <w:color w:val="333333"/>
+          <w:spacing w:val="0"/>
+          <w:sz w:val="24"/>
+        </w:rPr>
+      </w:pPr>
+      <w:r>
+        <w:rPr/>
+      </w:r>
+    </w:p>
+    <w:p>
+      <w:pPr>
+        <w:pStyle w:val="BodyText"/>
+        <w:widowControl/>
+        <w:tabs>
+          <w:tab w:val="clear" w:pos="709"/>
+          <w:tab w:val="left" w:pos="0" w:leader="none"/>
+        </w:tabs>
+        <w:bidi w:val="0"/>
+        <w:spacing w:lineRule="auto" w:line="360" w:before="150" w:after="140"/>
+        <w:ind w:hanging="0" w:start="0" w:end="0"/>
+        <w:jc w:val="start"/>
+        <w:rPr>
+          <w:rStyle w:val="Emphasis"/>
+          <w:rFonts w:ascii="Open Sans;Helvetica;Arial;sans-serif" w:hAnsi="Open Sans;Helvetica;Arial;sans-serif"/>
+          <w:b w:val="false"/>
+          <w:i w:val="false"/>
+          <w:caps w:val="false"/>
+          <w:smallCaps w:val="false"/>
+          <w:color w:val="333333"/>
+          <w:spacing w:val="0"/>
+          <w:sz w:val="24"/>
+        </w:rPr>
+      </w:pPr>
+      <w:r>
+        <w:rPr/>
+      </w:r>
+    </w:p>
+    <w:p>
+      <w:pPr>
+        <w:pStyle w:val="BodyText"/>
+        <w:widowControl/>
+        <w:tabs>
+          <w:tab w:val="clear" w:pos="709"/>
+          <w:tab w:val="left" w:pos="0" w:leader="none"/>
+        </w:tabs>
+        <w:bidi w:val="0"/>
+        <w:spacing w:lineRule="auto" w:line="360" w:before="150" w:after="140"/>
+        <w:ind w:hanging="0" w:start="0" w:end="0"/>
+        <w:jc w:val="start"/>
+        <w:rPr>
+          <w:rStyle w:val="Emphasis"/>
+          <w:rFonts w:ascii="Open Sans;Helvetica;Arial;sans-serif" w:hAnsi="Open Sans;Helvetica;Arial;sans-serif"/>
+          <w:b w:val="false"/>
+          <w:i w:val="false"/>
+          <w:caps w:val="false"/>
+          <w:smallCaps w:val="false"/>
+          <w:color w:val="333333"/>
+          <w:spacing w:val="0"/>
+          <w:sz w:val="24"/>
+        </w:rPr>
+      </w:pPr>
+      <w:r>
+        <w:rPr/>
+      </w:r>
+    </w:p>
+    <w:p>
+      <w:pPr>
+        <w:pStyle w:val="BodyText"/>
+        <w:widowControl/>
+        <w:tabs>
+          <w:tab w:val="clear" w:pos="709"/>
+          <w:tab w:val="left" w:pos="0" w:leader="none"/>
+        </w:tabs>
+        <w:bidi w:val="0"/>
+        <w:spacing w:lineRule="auto" w:line="360" w:before="150" w:after="140"/>
+        <w:ind w:hanging="0" w:start="0" w:end="0"/>
+        <w:jc w:val="start"/>
+        <w:rPr>
+          <w:rStyle w:val="Emphasis"/>
+          <w:rFonts w:ascii="Open Sans;Helvetica;Arial;sans-serif" w:hAnsi="Open Sans;Helvetica;Arial;sans-serif"/>
+          <w:b w:val="false"/>
+          <w:i w:val="false"/>
+          <w:caps w:val="false"/>
+          <w:smallCaps w:val="false"/>
+          <w:color w:val="333333"/>
+          <w:spacing w:val="0"/>
+          <w:sz w:val="24"/>
+        </w:rPr>
+      </w:pPr>
+      <w:r>
+        <w:rPr/>
+      </w:r>
+    </w:p>
+    <w:p>
+      <w:pPr>
+        <w:pStyle w:val="BodyText"/>
+        <w:widowControl/>
+        <w:tabs>
+          <w:tab w:val="clear" w:pos="709"/>
+          <w:tab w:val="left" w:pos="0" w:leader="none"/>
+        </w:tabs>
+        <w:bidi w:val="0"/>
+        <w:spacing w:lineRule="auto" w:line="360" w:before="150" w:after="140"/>
+        <w:ind w:hanging="0" w:start="0" w:end="0"/>
+        <w:jc w:val="start"/>
+        <w:rPr>
+          <w:rStyle w:val="Emphasis"/>
+          <w:rFonts w:ascii="Open Sans;Helvetica;Arial;sans-serif" w:hAnsi="Open Sans;Helvetica;Arial;sans-serif"/>
+          <w:b w:val="false"/>
+          <w:i w:val="false"/>
+          <w:caps w:val="false"/>
+          <w:smallCaps w:val="false"/>
+          <w:color w:val="333333"/>
+          <w:spacing w:val="0"/>
+          <w:sz w:val="24"/>
+        </w:rPr>
+      </w:pPr>
+      <w:r>
+        <w:rPr/>
+      </w:r>
+    </w:p>
+    <w:p>
+      <w:pPr>
+        <w:pStyle w:val="BodyText"/>
+        <w:widowControl/>
+        <w:tabs>
+          <w:tab w:val="clear" w:pos="709"/>
+          <w:tab w:val="left" w:pos="0" w:leader="none"/>
+        </w:tabs>
+        <w:bidi w:val="0"/>
+        <w:spacing w:lineRule="auto" w:line="360" w:before="150" w:after="140"/>
+        <w:ind w:hanging="0" w:start="0" w:end="0"/>
+        <w:jc w:val="start"/>
+        <w:rPr>
+          <w:rStyle w:val="Emphasis"/>
+          <w:rFonts w:ascii="Open Sans;Helvetica;Arial;sans-serif" w:hAnsi="Open Sans;Helvetica;Arial;sans-serif"/>
+          <w:b w:val="false"/>
+          <w:i w:val="false"/>
+          <w:caps w:val="false"/>
+          <w:smallCaps w:val="false"/>
+          <w:color w:val="333333"/>
+          <w:spacing w:val="0"/>
+          <w:sz w:val="24"/>
+        </w:rPr>
+      </w:pPr>
+      <w:r>
+        <w:rPr/>
       </w:r>
     </w:p>
     <w:p>
@@ -311,7 +1478,6 @@
           <w:ilvl w:val="0"/>
           <w:numId w:val="2"/>
         </w:numPr>
-        <w:pBdr/>
         <w:tabs>
           <w:tab w:val="clear" w:pos="709"/>
           <w:tab w:val="left" w:pos="0" w:leader="none"/>
@@ -348,6 +1514,136 @@
           <w:sz w:val="24"/>
         </w:rPr>
         <w:t>(dokumentoi ratkaisusi) . Onko mahdollista?</w:t>
+      </w:r>
+    </w:p>
+    <w:p>
+      <w:pPr>
+        <w:pStyle w:val="BodyText"/>
+        <w:widowControl/>
+        <w:tabs>
+          <w:tab w:val="clear" w:pos="709"/>
+          <w:tab w:val="left" w:pos="0" w:leader="none"/>
+        </w:tabs>
+        <w:bidi w:val="0"/>
+        <w:spacing w:lineRule="auto" w:line="360" w:before="150" w:after="140"/>
+        <w:ind w:hanging="0" w:start="0" w:end="0"/>
+        <w:jc w:val="start"/>
+        <w:rPr>
+          <w:rStyle w:val="Emphasis"/>
+          <w:rFonts w:ascii="Open Sans;Helvetica;Arial;sans-serif" w:hAnsi="Open Sans;Helvetica;Arial;sans-serif"/>
+          <w:b w:val="false"/>
+          <w:i w:val="false"/>
+          <w:caps w:val="false"/>
+          <w:smallCaps w:val="false"/>
+          <w:color w:val="333333"/>
+          <w:spacing w:val="0"/>
+          <w:sz w:val="24"/>
+        </w:rPr>
+      </w:pPr>
+      <w:r>
+        <w:rPr/>
+        <w:drawing>
+          <wp:anchor behindDoc="0" distT="0" distB="0" distL="0" distR="0" simplePos="0" locked="0" layoutInCell="0" allowOverlap="1" relativeHeight="4">
+            <wp:simplePos x="0" y="0"/>
+            <wp:positionH relativeFrom="column">
+              <wp:posOffset>38100</wp:posOffset>
+            </wp:positionH>
+            <wp:positionV relativeFrom="paragraph">
+              <wp:posOffset>-28575</wp:posOffset>
+            </wp:positionV>
+            <wp:extent cx="6120130" cy="3824605"/>
+            <wp:effectExtent l="0" t="0" r="0" b="0"/>
+            <wp:wrapSquare wrapText="largest"/>
+            <wp:docPr id="3" name="Kuva3"/>
+            <wp:cNvGraphicFramePr>
+              <a:graphicFrameLocks xmlns:a="http://schemas.openxmlformats.org/drawingml/2006/main" noChangeAspect="1"/>
+            </wp:cNvGraphicFramePr>
+            <a:graphic xmlns:a="http://schemas.openxmlformats.org/drawingml/2006/main">
+              <a:graphicData uri="http://schemas.openxmlformats.org/drawingml/2006/picture">
+                <pic:pic xmlns:pic="http://schemas.openxmlformats.org/drawingml/2006/picture">
+                  <pic:nvPicPr>
+                    <pic:cNvPr id="3" name="Kuva3"/>
+                    <pic:cNvPicPr>
+                      <a:picLocks noChangeAspect="1" noChangeArrowheads="1"/>
+                    </pic:cNvPicPr>
+                  </pic:nvPicPr>
+                  <pic:blipFill>
+                    <a:blip r:embed="rId4"/>
+                    <a:stretch>
+                      <a:fillRect/>
+                    </a:stretch>
+                  </pic:blipFill>
+                  <pic:spPr bwMode="auto">
+                    <a:xfrm>
+                      <a:off x="0" y="0"/>
+                      <a:ext cx="6120130" cy="3824605"/>
+                    </a:xfrm>
+                    <a:prstGeom prst="rect">
+                      <a:avLst/>
+                    </a:prstGeom>
+                    <a:noFill/>
+                  </pic:spPr>
+                </pic:pic>
+              </a:graphicData>
+            </a:graphic>
+          </wp:anchor>
+        </w:drawing>
+      </w:r>
+    </w:p>
+    <w:p>
+      <w:pPr>
+        <w:pStyle w:val="BodyText"/>
+        <w:widowControl/>
+        <w:tabs>
+          <w:tab w:val="clear" w:pos="709"/>
+          <w:tab w:val="left" w:pos="0" w:leader="none"/>
+        </w:tabs>
+        <w:bidi w:val="0"/>
+        <w:spacing w:lineRule="auto" w:line="360" w:before="150" w:after="140"/>
+        <w:ind w:hanging="0" w:start="0" w:end="0"/>
+        <w:jc w:val="start"/>
+        <w:rPr>
+          <w:rStyle w:val="Emphasis"/>
+          <w:rFonts w:ascii="Open Sans;Helvetica;Arial;sans-serif" w:hAnsi="Open Sans;Helvetica;Arial;sans-serif"/>
+          <w:b w:val="false"/>
+          <w:i w:val="false"/>
+          <w:caps w:val="false"/>
+          <w:smallCaps w:val="false"/>
+          <w:color w:val="333333"/>
+          <w:spacing w:val="0"/>
+          <w:sz w:val="24"/>
+        </w:rPr>
+      </w:pPr>
+      <w:r>
+        <w:rPr/>
+      </w:r>
+    </w:p>
+    <w:p>
+      <w:pPr>
+        <w:pStyle w:val="BodyText"/>
+        <w:widowControl/>
+        <w:tabs>
+          <w:tab w:val="clear" w:pos="709"/>
+          <w:tab w:val="left" w:pos="0" w:leader="none"/>
+        </w:tabs>
+        <w:bidi w:val="0"/>
+        <w:spacing w:lineRule="auto" w:line="360" w:before="150" w:after="140"/>
+        <w:ind w:hanging="0" w:start="0" w:end="0"/>
+        <w:jc w:val="start"/>
+        <w:rPr>
+          <w:rStyle w:val="Emphasis"/>
+          <w:rFonts w:ascii="Open Sans;Helvetica;Arial;sans-serif" w:hAnsi="Open Sans;Helvetica;Arial;sans-serif"/>
+          <w:b w:val="false"/>
+          <w:i w:val="false"/>
+          <w:caps w:val="false"/>
+          <w:smallCaps w:val="false"/>
+          <w:color w:val="333333"/>
+          <w:spacing w:val="0"/>
+          <w:sz w:val="24"/>
+        </w:rPr>
+      </w:pPr>
+      <w:r>
+        <w:rPr/>
       </w:r>
     </w:p>
     <w:p>
@@ -358,7 +1654,6 @@
           <w:ilvl w:val="0"/>
           <w:numId w:val="2"/>
         </w:numPr>
-        <w:pBdr/>
         <w:tabs>
           <w:tab w:val="clear" w:pos="709"/>
           <w:tab w:val="left" w:pos="0" w:leader="none"/>
@@ -395,6 +1690,180 @@
           <w:sz w:val="24"/>
         </w:rPr>
         <w:t>dokumentoi tms. ratkaisusi)</w:t>
+      </w:r>
+    </w:p>
+    <w:p>
+      <w:pPr>
+        <w:pStyle w:val="BodyText"/>
+        <w:widowControl/>
+        <w:tabs>
+          <w:tab w:val="clear" w:pos="709"/>
+          <w:tab w:val="left" w:pos="0" w:leader="none"/>
+        </w:tabs>
+        <w:bidi w:val="0"/>
+        <w:spacing w:lineRule="auto" w:line="360" w:before="150" w:after="140"/>
+        <w:ind w:hanging="0" w:start="0" w:end="0"/>
+        <w:jc w:val="start"/>
+        <w:rPr>
+          <w:rStyle w:val="Emphasis"/>
+          <w:rFonts w:ascii="Open Sans;Helvetica;Arial;sans-serif" w:hAnsi="Open Sans;Helvetica;Arial;sans-serif"/>
+          <w:b w:val="false"/>
+          <w:i w:val="false"/>
+          <w:caps w:val="false"/>
+          <w:smallCaps w:val="false"/>
+          <w:color w:val="333333"/>
+          <w:spacing w:val="0"/>
+          <w:sz w:val="24"/>
+        </w:rPr>
+      </w:pPr>
+      <w:r>
+        <w:rPr/>
+        <w:drawing>
+          <wp:anchor behindDoc="0" distT="0" distB="0" distL="0" distR="0" simplePos="0" locked="0" layoutInCell="0" allowOverlap="1" relativeHeight="5">
+            <wp:simplePos x="0" y="0"/>
+            <wp:positionH relativeFrom="column">
+              <wp:align>center</wp:align>
+            </wp:positionH>
+            <wp:positionV relativeFrom="paragraph">
+              <wp:posOffset>635</wp:posOffset>
+            </wp:positionV>
+            <wp:extent cx="6120130" cy="3824605"/>
+            <wp:effectExtent l="0" t="0" r="0" b="0"/>
+            <wp:wrapSquare wrapText="largest"/>
+            <wp:docPr id="4" name="Kuva4"/>
+            <wp:cNvGraphicFramePr>
+              <a:graphicFrameLocks xmlns:a="http://schemas.openxmlformats.org/drawingml/2006/main" noChangeAspect="1"/>
+            </wp:cNvGraphicFramePr>
+            <a:graphic xmlns:a="http://schemas.openxmlformats.org/drawingml/2006/main">
+              <a:graphicData uri="http://schemas.openxmlformats.org/drawingml/2006/picture">
+                <pic:pic xmlns:pic="http://schemas.openxmlformats.org/drawingml/2006/picture">
+                  <pic:nvPicPr>
+                    <pic:cNvPr id="4" name="Kuva4"/>
+                    <pic:cNvPicPr>
+                      <a:picLocks noChangeAspect="1" noChangeArrowheads="1"/>
+                    </pic:cNvPicPr>
+                  </pic:nvPicPr>
+                  <pic:blipFill>
+                    <a:blip r:embed="rId5"/>
+                    <a:stretch>
+                      <a:fillRect/>
+                    </a:stretch>
+                  </pic:blipFill>
+                  <pic:spPr bwMode="auto">
+                    <a:xfrm>
+                      <a:off x="0" y="0"/>
+                      <a:ext cx="6120130" cy="3824605"/>
+                    </a:xfrm>
+                    <a:prstGeom prst="rect">
+                      <a:avLst/>
+                    </a:prstGeom>
+                    <a:noFill/>
+                  </pic:spPr>
+                </pic:pic>
+              </a:graphicData>
+            </a:graphic>
+          </wp:anchor>
+        </w:drawing>
+      </w:r>
+    </w:p>
+    <w:p>
+      <w:pPr>
+        <w:pStyle w:val="BodyText"/>
+        <w:widowControl/>
+        <w:tabs>
+          <w:tab w:val="clear" w:pos="709"/>
+          <w:tab w:val="left" w:pos="0" w:leader="none"/>
+        </w:tabs>
+        <w:bidi w:val="0"/>
+        <w:spacing w:lineRule="auto" w:line="360" w:before="150" w:after="140"/>
+        <w:ind w:hanging="0" w:start="0" w:end="0"/>
+        <w:jc w:val="start"/>
+        <w:rPr/>
+      </w:pPr>
+      <w:r>
+        <w:rPr>
+          <w:rStyle w:val="Emphasis"/>
+          <w:rFonts w:ascii="Open Sans;Helvetica;Arial;sans-serif" w:hAnsi="Open Sans;Helvetica;Arial;sans-serif"/>
+          <w:b w:val="false"/>
+          <w:i w:val="false"/>
+          <w:caps w:val="false"/>
+          <w:smallCaps w:val="false"/>
+          <w:color w:val="333333"/>
+          <w:spacing w:val="0"/>
+          <w:sz w:val="24"/>
+        </w:rPr>
+        <w:t xml:space="preserve">- </w:t>
+      </w:r>
+      <w:r>
+        <w:rPr>
+          <w:rStyle w:val="Emphasis"/>
+          <w:rFonts w:ascii="Open Sans;Helvetica;Arial;sans-serif" w:hAnsi="Open Sans;Helvetica;Arial;sans-serif"/>
+          <w:b w:val="false"/>
+          <w:i w:val="false"/>
+          <w:caps w:val="false"/>
+          <w:smallCaps w:val="false"/>
+          <w:color w:val="333333"/>
+          <w:spacing w:val="0"/>
+          <w:sz w:val="24"/>
+        </w:rPr>
+        <w:t>Vaihdettu värin tilalle 255 0 0</w:t>
+      </w:r>
+    </w:p>
+    <w:p>
+      <w:pPr>
+        <w:pStyle w:val="BodyText"/>
+        <w:widowControl/>
+        <w:tabs>
+          <w:tab w:val="clear" w:pos="709"/>
+          <w:tab w:val="left" w:pos="0" w:leader="none"/>
+        </w:tabs>
+        <w:bidi w:val="0"/>
+        <w:spacing w:lineRule="auto" w:line="360" w:before="150" w:after="140"/>
+        <w:ind w:hanging="0" w:start="0" w:end="0"/>
+        <w:jc w:val="start"/>
+        <w:rPr/>
+      </w:pPr>
+      <w:r>
+        <w:rPr>
+          <w:rStyle w:val="Emphasis"/>
+          <w:rFonts w:ascii="Open Sans;Helvetica;Arial;sans-serif" w:hAnsi="Open Sans;Helvetica;Arial;sans-serif"/>
+          <w:b w:val="false"/>
+          <w:i w:val="false"/>
+          <w:caps w:val="false"/>
+          <w:smallCaps w:val="false"/>
+          <w:color w:val="333333"/>
+          <w:spacing w:val="0"/>
+          <w:sz w:val="24"/>
+        </w:rPr>
+        <w:t>- Käynnistetty winkkari uudelleen mutta ilmeisemmin väri ei muutu enään win11 koska käyttää jotain ”accent-väriä”</w:t>
+      </w:r>
+    </w:p>
+    <w:p>
+      <w:pPr>
+        <w:pStyle w:val="BodyText"/>
+        <w:widowControl/>
+        <w:tabs>
+          <w:tab w:val="clear" w:pos="709"/>
+          <w:tab w:val="left" w:pos="0" w:leader="none"/>
+        </w:tabs>
+        <w:bidi w:val="0"/>
+        <w:spacing w:lineRule="auto" w:line="360" w:before="150" w:after="140"/>
+        <w:ind w:hanging="0" w:start="0" w:end="0"/>
+        <w:jc w:val="start"/>
+        <w:rPr>
+          <w:rStyle w:val="Emphasis"/>
+          <w:rFonts w:ascii="Open Sans;Helvetica;Arial;sans-serif" w:hAnsi="Open Sans;Helvetica;Arial;sans-serif"/>
+          <w:b w:val="false"/>
+          <w:i w:val="false"/>
+          <w:caps w:val="false"/>
+          <w:smallCaps w:val="false"/>
+          <w:color w:val="333333"/>
+          <w:spacing w:val="0"/>
+          <w:sz w:val="24"/>
+        </w:rPr>
+      </w:pPr>
+      <w:r>
+        <w:rPr/>
       </w:r>
     </w:p>
     <w:p>
@@ -405,7 +1874,6 @@
           <w:ilvl w:val="0"/>
           <w:numId w:val="2"/>
         </w:numPr>
-        <w:pBdr/>
         <w:tabs>
           <w:tab w:val="clear" w:pos="709"/>
           <w:tab w:val="left" w:pos="0" w:leader="none"/>
@@ -442,6 +1910,156 @@
           <w:sz w:val="24"/>
         </w:rPr>
         <w:t>(dokumentoi ratkaisusi)</w:t>
+      </w:r>
+    </w:p>
+    <w:p>
+      <w:pPr>
+        <w:pStyle w:val="BodyText"/>
+        <w:widowControl/>
+        <w:tabs>
+          <w:tab w:val="clear" w:pos="709"/>
+          <w:tab w:val="left" w:pos="0" w:leader="none"/>
+        </w:tabs>
+        <w:bidi w:val="0"/>
+        <w:spacing w:lineRule="auto" w:line="360" w:before="150" w:after="140"/>
+        <w:ind w:hanging="0" w:start="0" w:end="0"/>
+        <w:jc w:val="start"/>
+        <w:rPr/>
+      </w:pPr>
+      <w:r>
+        <w:rPr>
+          <w:rStyle w:val="Emphasis"/>
+          <w:rFonts w:ascii="Open Sans;Helvetica;Arial;sans-serif" w:hAnsi="Open Sans;Helvetica;Arial;sans-serif"/>
+          <w:b w:val="false"/>
+          <w:i w:val="false"/>
+          <w:caps w:val="false"/>
+          <w:smallCaps w:val="false"/>
+          <w:color w:val="333333"/>
+          <w:spacing w:val="0"/>
+          <w:sz w:val="24"/>
+        </w:rPr>
+        <w:t xml:space="preserve">- </w:t>
+      </w:r>
+      <w:r>
+        <w:rPr>
+          <w:rStyle w:val="Emphasis"/>
+          <w:rFonts w:ascii="Open Sans;Helvetica;Arial;sans-serif" w:hAnsi="Open Sans;Helvetica;Arial;sans-serif"/>
+          <w:b w:val="false"/>
+          <w:i w:val="false"/>
+          <w:caps w:val="false"/>
+          <w:smallCaps w:val="false"/>
+          <w:color w:val="333333"/>
+          <w:spacing w:val="0"/>
+          <w:sz w:val="24"/>
+        </w:rPr>
+        <w:t>AdBlock on hyvä ohjelmisto popu</w:t>
+      </w:r>
+      <w:r>
+        <w:rPr>
+          <w:rStyle w:val="Emphasis"/>
+          <w:rFonts w:ascii="Open Sans;Helvetica;Arial;sans-serif" w:hAnsi="Open Sans;Helvetica;Arial;sans-serif"/>
+          <w:b w:val="false"/>
+          <w:i w:val="false"/>
+          <w:caps w:val="false"/>
+          <w:smallCaps w:val="false"/>
+          <w:color w:val="333333"/>
+          <w:spacing w:val="0"/>
+          <w:sz w:val="24"/>
+        </w:rPr>
+        <w:t>p-ikkunoiden estämiseen</w:t>
+      </w:r>
+    </w:p>
+    <w:p>
+      <w:pPr>
+        <w:pStyle w:val="BodyText"/>
+        <w:widowControl/>
+        <w:tabs>
+          <w:tab w:val="clear" w:pos="709"/>
+          <w:tab w:val="left" w:pos="0" w:leader="none"/>
+        </w:tabs>
+        <w:bidi w:val="0"/>
+        <w:spacing w:lineRule="auto" w:line="360" w:before="150" w:after="140"/>
+        <w:ind w:hanging="0" w:start="0" w:end="0"/>
+        <w:jc w:val="start"/>
+        <w:rPr/>
+      </w:pPr>
+      <w:r>
+        <w:rPr>
+          <w:rStyle w:val="Emphasis"/>
+          <w:rFonts w:ascii="Open Sans;Helvetica;Arial;sans-serif" w:hAnsi="Open Sans;Helvetica;Arial;sans-serif"/>
+          <w:b w:val="false"/>
+          <w:i w:val="false"/>
+          <w:caps w:val="false"/>
+          <w:smallCaps w:val="false"/>
+          <w:color w:val="333333"/>
+          <w:spacing w:val="0"/>
+          <w:sz w:val="24"/>
+        </w:rPr>
+        <w:t>- En voi havainnollistaa kun en ole kirjautunut, Selaimesta löytyy automaattisen täytön valinta kohdat jotka voi ruksia pois. Joka selaimessa ne on vähän eri kohdassa asetuksien alla.</w:t>
+      </w:r>
+    </w:p>
+    <w:p>
+      <w:pPr>
+        <w:pStyle w:val="BodyText"/>
+        <w:widowControl/>
+        <w:tabs>
+          <w:tab w:val="clear" w:pos="709"/>
+          <w:tab w:val="left" w:pos="0" w:leader="none"/>
+        </w:tabs>
+        <w:bidi w:val="0"/>
+        <w:spacing w:lineRule="auto" w:line="360" w:before="150" w:after="140"/>
+        <w:ind w:hanging="0" w:start="0" w:end="0"/>
+        <w:jc w:val="start"/>
+        <w:rPr/>
+      </w:pPr>
+      <w:r>
+        <w:rPr/>
+        <w:drawing>
+          <wp:anchor behindDoc="0" distT="0" distB="0" distL="0" distR="0" simplePos="0" locked="0" layoutInCell="0" allowOverlap="1" relativeHeight="6">
+            <wp:simplePos x="0" y="0"/>
+            <wp:positionH relativeFrom="column">
+              <wp:posOffset>0</wp:posOffset>
+            </wp:positionH>
+            <wp:positionV relativeFrom="paragraph">
+              <wp:posOffset>123825</wp:posOffset>
+            </wp:positionV>
+            <wp:extent cx="6120130" cy="3824605"/>
+            <wp:effectExtent l="0" t="0" r="0" b="0"/>
+            <wp:wrapSquare wrapText="largest"/>
+            <wp:docPr id="5" name="Kuva5"/>
+            <wp:cNvGraphicFramePr>
+              <a:graphicFrameLocks xmlns:a="http://schemas.openxmlformats.org/drawingml/2006/main" noChangeAspect="1"/>
+            </wp:cNvGraphicFramePr>
+            <a:graphic xmlns:a="http://schemas.openxmlformats.org/drawingml/2006/main">
+              <a:graphicData uri="http://schemas.openxmlformats.org/drawingml/2006/picture">
+                <pic:pic xmlns:pic="http://schemas.openxmlformats.org/drawingml/2006/picture">
+                  <pic:nvPicPr>
+                    <pic:cNvPr id="5" name="Kuva5"/>
+                    <pic:cNvPicPr>
+                      <a:picLocks noChangeAspect="1" noChangeArrowheads="1"/>
+                    </pic:cNvPicPr>
+                  </pic:nvPicPr>
+                  <pic:blipFill>
+                    <a:blip r:embed="rId6"/>
+                    <a:stretch>
+                      <a:fillRect/>
+                    </a:stretch>
+                  </pic:blipFill>
+                  <pic:spPr bwMode="auto">
+                    <a:xfrm>
+                      <a:off x="0" y="0"/>
+                      <a:ext cx="6120130" cy="3824605"/>
+                    </a:xfrm>
+                    <a:prstGeom prst="rect">
+                      <a:avLst/>
+                    </a:prstGeom>
+                    <a:noFill/>
+                  </pic:spPr>
+                </pic:pic>
+              </a:graphicData>
+            </a:graphic>
+          </wp:anchor>
+        </w:drawing>
       </w:r>
     </w:p>
     <w:p>
@@ -452,7 +2070,6 @@
           <w:ilvl w:val="0"/>
           <w:numId w:val="2"/>
         </w:numPr>
-        <w:pBdr/>
         <w:tabs>
           <w:tab w:val="clear" w:pos="709"/>
           <w:tab w:val="left" w:pos="0" w:leader="none"/>
@@ -490,6 +2107,188 @@
       <w:pPr>
         <w:pStyle w:val="BodyText"/>
         <w:widowControl/>
+        <w:tabs>
+          <w:tab w:val="clear" w:pos="709"/>
+          <w:tab w:val="left" w:pos="0" w:leader="none"/>
+        </w:tabs>
+        <w:bidi w:val="0"/>
+        <w:spacing w:lineRule="auto" w:line="360" w:before="150" w:after="140"/>
+        <w:ind w:hanging="0" w:start="0" w:end="0"/>
+        <w:jc w:val="start"/>
+        <w:rPr>
+          <w:rFonts w:ascii="Open Sans;Helvetica;Arial;sans-serif" w:hAnsi="Open Sans;Helvetica;Arial;sans-serif"/>
+          <w:b w:val="false"/>
+          <w:i w:val="false"/>
+          <w:caps w:val="false"/>
+          <w:smallCaps w:val="false"/>
+          <w:color w:val="333333"/>
+          <w:spacing w:val="0"/>
+          <w:sz w:val="24"/>
+        </w:rPr>
+      </w:pPr>
+      <w:r>
+        <w:rPr>
+          <w:rFonts w:ascii="Open Sans;Helvetica;Arial;sans-serif" w:hAnsi="Open Sans;Helvetica;Arial;sans-serif"/>
+          <w:b w:val="false"/>
+          <w:i w:val="false"/>
+          <w:caps w:val="false"/>
+          <w:smallCaps w:val="false"/>
+          <w:color w:val="333333"/>
+          <w:spacing w:val="0"/>
+          <w:sz w:val="24"/>
+        </w:rPr>
+        <w:t xml:space="preserve">- </w:t>
+      </w:r>
+      <w:r>
+        <w:rPr>
+          <w:rFonts w:ascii="Open Sans;Helvetica;Arial;sans-serif" w:hAnsi="Open Sans;Helvetica;Arial;sans-serif"/>
+          <w:b w:val="false"/>
+          <w:i w:val="false"/>
+          <w:caps w:val="false"/>
+          <w:smallCaps w:val="false"/>
+          <w:color w:val="333333"/>
+          <w:spacing w:val="0"/>
+          <w:sz w:val="24"/>
+        </w:rPr>
+        <w:t>Helpoin tapa on siirtää ne selain kirjautumisella.</w:t>
+      </w:r>
+    </w:p>
+    <w:p>
+      <w:pPr>
+        <w:pStyle w:val="BodyText"/>
+        <w:widowControl/>
+        <w:tabs>
+          <w:tab w:val="clear" w:pos="709"/>
+          <w:tab w:val="left" w:pos="0" w:leader="none"/>
+        </w:tabs>
+        <w:bidi w:val="0"/>
+        <w:spacing w:lineRule="auto" w:line="360" w:before="150" w:after="140"/>
+        <w:ind w:hanging="0" w:start="0" w:end="0"/>
+        <w:jc w:val="start"/>
+        <w:rPr>
+          <w:rFonts w:ascii="Open Sans;Helvetica;Arial;sans-serif" w:hAnsi="Open Sans;Helvetica;Arial;sans-serif"/>
+          <w:b w:val="false"/>
+          <w:i w:val="false"/>
+          <w:caps w:val="false"/>
+          <w:smallCaps w:val="false"/>
+          <w:color w:val="333333"/>
+          <w:spacing w:val="0"/>
+          <w:sz w:val="24"/>
+        </w:rPr>
+      </w:pPr>
+      <w:r>
+        <w:rPr>
+          <w:rFonts w:ascii="Open Sans;Helvetica;Arial;sans-serif" w:hAnsi="Open Sans;Helvetica;Arial;sans-serif"/>
+          <w:b w:val="false"/>
+          <w:i w:val="false"/>
+          <w:caps w:val="false"/>
+          <w:smallCaps w:val="false"/>
+          <w:color w:val="333333"/>
+          <w:spacing w:val="0"/>
+          <w:sz w:val="24"/>
+        </w:rPr>
+        <w:t xml:space="preserve">- </w:t>
+      </w:r>
+      <w:r>
+        <w:rPr>
+          <w:rFonts w:ascii="Open Sans;Helvetica;Arial;sans-serif" w:hAnsi="Open Sans;Helvetica;Arial;sans-serif"/>
+          <w:b w:val="false"/>
+          <w:i w:val="false"/>
+          <w:caps w:val="false"/>
+          <w:smallCaps w:val="false"/>
+          <w:color w:val="333333"/>
+          <w:spacing w:val="0"/>
+          <w:sz w:val="24"/>
+        </w:rPr>
+        <w:t>Toinen on export / import toiminnot</w:t>
+      </w:r>
+    </w:p>
+    <w:p>
+      <w:pPr>
+        <w:pStyle w:val="BodyText"/>
+        <w:widowControl/>
+        <w:tabs>
+          <w:tab w:val="clear" w:pos="709"/>
+          <w:tab w:val="left" w:pos="0" w:leader="none"/>
+        </w:tabs>
+        <w:bidi w:val="0"/>
+        <w:spacing w:lineRule="auto" w:line="360" w:before="150" w:after="140"/>
+        <w:ind w:hanging="0" w:start="0" w:end="0"/>
+        <w:jc w:val="start"/>
+        <w:rPr>
+          <w:rFonts w:ascii="Open Sans;Helvetica;Arial;sans-serif" w:hAnsi="Open Sans;Helvetica;Arial;sans-serif"/>
+          <w:b w:val="false"/>
+          <w:i w:val="false"/>
+          <w:caps w:val="false"/>
+          <w:smallCaps w:val="false"/>
+          <w:color w:val="333333"/>
+          <w:spacing w:val="0"/>
+          <w:sz w:val="24"/>
+        </w:rPr>
+      </w:pPr>
+      <w:r>
+        <w:rPr>
+          <w:rFonts w:ascii="Open Sans;Helvetica;Arial;sans-serif" w:hAnsi="Open Sans;Helvetica;Arial;sans-serif"/>
+          <w:b w:val="false"/>
+          <w:i w:val="false"/>
+          <w:caps w:val="false"/>
+          <w:smallCaps w:val="false"/>
+          <w:color w:val="333333"/>
+          <w:spacing w:val="0"/>
+          <w:sz w:val="24"/>
+        </w:rPr>
+        <w:drawing>
+          <wp:anchor behindDoc="0" distT="0" distB="0" distL="0" distR="0" simplePos="0" locked="0" layoutInCell="0" allowOverlap="1" relativeHeight="7">
+            <wp:simplePos x="0" y="0"/>
+            <wp:positionH relativeFrom="column">
+              <wp:posOffset>19050</wp:posOffset>
+            </wp:positionH>
+            <wp:positionV relativeFrom="paragraph">
+              <wp:posOffset>-26035</wp:posOffset>
+            </wp:positionV>
+            <wp:extent cx="4812030" cy="3007360"/>
+            <wp:effectExtent l="0" t="0" r="0" b="0"/>
+            <wp:wrapSquare wrapText="largest"/>
+            <wp:docPr id="6" name="Kuva6"/>
+            <wp:cNvGraphicFramePr>
+              <a:graphicFrameLocks xmlns:a="http://schemas.openxmlformats.org/drawingml/2006/main" noChangeAspect="1"/>
+            </wp:cNvGraphicFramePr>
+            <a:graphic xmlns:a="http://schemas.openxmlformats.org/drawingml/2006/main">
+              <a:graphicData uri="http://schemas.openxmlformats.org/drawingml/2006/picture">
+                <pic:pic xmlns:pic="http://schemas.openxmlformats.org/drawingml/2006/picture">
+                  <pic:nvPicPr>
+                    <pic:cNvPr id="6" name="Kuva6"/>
+                    <pic:cNvPicPr>
+                      <a:picLocks noChangeAspect="1" noChangeArrowheads="1"/>
+                    </pic:cNvPicPr>
+                  </pic:nvPicPr>
+                  <pic:blipFill>
+                    <a:blip r:embed="rId7"/>
+                    <a:stretch>
+                      <a:fillRect/>
+                    </a:stretch>
+                  </pic:blipFill>
+                  <pic:spPr bwMode="auto">
+                    <a:xfrm>
+                      <a:off x="0" y="0"/>
+                      <a:ext cx="4812030" cy="3007360"/>
+                    </a:xfrm>
+                    <a:prstGeom prst="rect">
+                      <a:avLst/>
+                    </a:prstGeom>
+                    <a:noFill/>
+                  </pic:spPr>
+                </pic:pic>
+              </a:graphicData>
+            </a:graphic>
+          </wp:anchor>
+        </w:drawing>
+      </w:r>
+    </w:p>
+    <w:p>
+      <w:pPr>
+        <w:pStyle w:val="BodyText"/>
+        <w:widowControl/>
         <w:bidi w:val="0"/>
         <w:spacing w:lineRule="auto" w:line="360" w:before="0" w:after="0"/>
         <w:ind w:hanging="0" w:start="0" w:end="0"/>
@@ -509,6 +2308,198 @@
           <w:spacing w:val="0"/>
         </w:rPr>
         <w:t> </w:t>
+      </w:r>
+    </w:p>
+    <w:p>
+      <w:pPr>
+        <w:pStyle w:val="BodyText"/>
+        <w:widowControl/>
+        <w:bidi w:val="0"/>
+        <w:spacing w:lineRule="auto" w:line="360" w:before="0" w:after="0"/>
+        <w:ind w:hanging="0" w:start="0" w:end="0"/>
+        <w:jc w:val="start"/>
+        <w:rPr>
+          <w:caps w:val="false"/>
+          <w:smallCaps w:val="false"/>
+          <w:color w:val="333333"/>
+          <w:spacing w:val="0"/>
+        </w:rPr>
+      </w:pPr>
+      <w:r>
+        <w:rPr>
+          <w:caps w:val="false"/>
+          <w:smallCaps w:val="false"/>
+          <w:color w:val="333333"/>
+          <w:spacing w:val="0"/>
+        </w:rPr>
+      </w:r>
+    </w:p>
+    <w:p>
+      <w:pPr>
+        <w:pStyle w:val="BodyText"/>
+        <w:widowControl/>
+        <w:bidi w:val="0"/>
+        <w:spacing w:lineRule="auto" w:line="360" w:before="0" w:after="0"/>
+        <w:ind w:hanging="0" w:start="0" w:end="0"/>
+        <w:jc w:val="start"/>
+        <w:rPr>
+          <w:caps w:val="false"/>
+          <w:smallCaps w:val="false"/>
+          <w:color w:val="333333"/>
+          <w:spacing w:val="0"/>
+        </w:rPr>
+      </w:pPr>
+      <w:r>
+        <w:rPr>
+          <w:caps w:val="false"/>
+          <w:smallCaps w:val="false"/>
+          <w:color w:val="333333"/>
+          <w:spacing w:val="0"/>
+        </w:rPr>
+      </w:r>
+    </w:p>
+    <w:p>
+      <w:pPr>
+        <w:pStyle w:val="BodyText"/>
+        <w:widowControl/>
+        <w:bidi w:val="0"/>
+        <w:spacing w:lineRule="auto" w:line="360" w:before="0" w:after="0"/>
+        <w:ind w:hanging="0" w:start="0" w:end="0"/>
+        <w:jc w:val="start"/>
+        <w:rPr>
+          <w:caps w:val="false"/>
+          <w:smallCaps w:val="false"/>
+          <w:color w:val="333333"/>
+          <w:spacing w:val="0"/>
+        </w:rPr>
+      </w:pPr>
+      <w:r>
+        <w:rPr>
+          <w:caps w:val="false"/>
+          <w:smallCaps w:val="false"/>
+          <w:color w:val="333333"/>
+          <w:spacing w:val="0"/>
+        </w:rPr>
+      </w:r>
+    </w:p>
+    <w:p>
+      <w:pPr>
+        <w:pStyle w:val="BodyText"/>
+        <w:widowControl/>
+        <w:bidi w:val="0"/>
+        <w:spacing w:lineRule="auto" w:line="360" w:before="0" w:after="0"/>
+        <w:ind w:hanging="0" w:start="0" w:end="0"/>
+        <w:jc w:val="start"/>
+        <w:rPr>
+          <w:caps w:val="false"/>
+          <w:smallCaps w:val="false"/>
+          <w:color w:val="333333"/>
+          <w:spacing w:val="0"/>
+        </w:rPr>
+      </w:pPr>
+      <w:r>
+        <w:rPr>
+          <w:caps w:val="false"/>
+          <w:smallCaps w:val="false"/>
+          <w:color w:val="333333"/>
+          <w:spacing w:val="0"/>
+        </w:rPr>
+      </w:r>
+    </w:p>
+    <w:p>
+      <w:pPr>
+        <w:pStyle w:val="BodyText"/>
+        <w:widowControl/>
+        <w:bidi w:val="0"/>
+        <w:spacing w:lineRule="auto" w:line="360" w:before="0" w:after="0"/>
+        <w:ind w:hanging="0" w:start="0" w:end="0"/>
+        <w:jc w:val="start"/>
+        <w:rPr>
+          <w:caps w:val="false"/>
+          <w:smallCaps w:val="false"/>
+          <w:color w:val="333333"/>
+          <w:spacing w:val="0"/>
+        </w:rPr>
+      </w:pPr>
+      <w:r>
+        <w:rPr>
+          <w:caps w:val="false"/>
+          <w:smallCaps w:val="false"/>
+          <w:color w:val="333333"/>
+          <w:spacing w:val="0"/>
+        </w:rPr>
+      </w:r>
+    </w:p>
+    <w:p>
+      <w:pPr>
+        <w:pStyle w:val="BodyText"/>
+        <w:widowControl/>
+        <w:bidi w:val="0"/>
+        <w:spacing w:lineRule="auto" w:line="360" w:before="0" w:after="0"/>
+        <w:ind w:hanging="0" w:start="0" w:end="0"/>
+        <w:jc w:val="start"/>
+        <w:rPr>
+          <w:caps w:val="false"/>
+          <w:smallCaps w:val="false"/>
+          <w:color w:val="333333"/>
+          <w:spacing w:val="0"/>
+        </w:rPr>
+      </w:pPr>
+      <w:r>
+        <w:rPr>
+          <w:caps w:val="false"/>
+          <w:smallCaps w:val="false"/>
+          <w:color w:val="333333"/>
+          <w:spacing w:val="0"/>
+        </w:rPr>
+      </w:r>
+    </w:p>
+    <w:p>
+      <w:pPr>
+        <w:pStyle w:val="BodyText"/>
+        <w:widowControl/>
+        <w:bidi w:val="0"/>
+        <w:spacing w:lineRule="auto" w:line="360" w:before="0" w:after="0"/>
+        <w:ind w:hanging="0" w:start="0" w:end="0"/>
+        <w:jc w:val="start"/>
+        <w:rPr>
+          <w:caps w:val="false"/>
+          <w:smallCaps w:val="false"/>
+          <w:color w:val="333333"/>
+          <w:spacing w:val="0"/>
+        </w:rPr>
+      </w:pPr>
+      <w:r>
+        <w:rPr>
+          <w:caps w:val="false"/>
+          <w:smallCaps w:val="false"/>
+          <w:color w:val="333333"/>
+          <w:spacing w:val="0"/>
+        </w:rPr>
+      </w:r>
+    </w:p>
+    <w:p>
+      <w:pPr>
+        <w:pStyle w:val="BodyText"/>
+        <w:widowControl/>
+        <w:bidi w:val="0"/>
+        <w:spacing w:lineRule="auto" w:line="360" w:before="0" w:after="0"/>
+        <w:ind w:hanging="0" w:start="0" w:end="0"/>
+        <w:jc w:val="start"/>
+        <w:rPr>
+          <w:caps w:val="false"/>
+          <w:smallCaps w:val="false"/>
+          <w:color w:val="333333"/>
+          <w:spacing w:val="0"/>
+        </w:rPr>
+      </w:pPr>
+      <w:r>
+        <w:rPr>
+          <w:caps w:val="false"/>
+          <w:smallCaps w:val="false"/>
+          <w:color w:val="333333"/>
+          <w:spacing w:val="0"/>
+        </w:rPr>
       </w:r>
     </w:p>
     <w:p>
@@ -519,7 +2510,6 @@
           <w:ilvl w:val="0"/>
           <w:numId w:val="3"/>
         </w:numPr>
-        <w:pBdr/>
         <w:tabs>
           <w:tab w:val="clear" w:pos="709"/>
           <w:tab w:val="left" w:pos="0" w:leader="none"/>
@@ -551,6 +2541,156 @@
           <w:sz w:val="24"/>
         </w:rPr>
         <w:t>Kuinka ratkaiset tilanteen asiakkaan hyväksi eli siirrät tiedot vanhasta koneesta uuteen? Mieti mitää pitää ottaa huomioon?</w:t>
+      </w:r>
+    </w:p>
+    <w:p>
+      <w:pPr>
+        <w:pStyle w:val="BodyText"/>
+        <w:widowControl/>
+        <w:tabs>
+          <w:tab w:val="clear" w:pos="709"/>
+          <w:tab w:val="left" w:pos="0" w:leader="none"/>
+        </w:tabs>
+        <w:bidi w:val="0"/>
+        <w:spacing w:lineRule="auto" w:line="360" w:before="150" w:after="140"/>
+        <w:ind w:hanging="0" w:start="0" w:end="0"/>
+        <w:jc w:val="start"/>
+        <w:rPr>
+          <w:rFonts w:ascii="Open Sans;Helvetica;Arial;sans-serif" w:hAnsi="Open Sans;Helvetica;Arial;sans-serif"/>
+          <w:b w:val="false"/>
+          <w:i w:val="false"/>
+          <w:caps w:val="false"/>
+          <w:smallCaps w:val="false"/>
+          <w:color w:val="333333"/>
+          <w:spacing w:val="0"/>
+          <w:sz w:val="24"/>
+        </w:rPr>
+      </w:pPr>
+      <w:r>
+        <w:rPr>
+          <w:rFonts w:ascii="Open Sans;Helvetica;Arial;sans-serif" w:hAnsi="Open Sans;Helvetica;Arial;sans-serif"/>
+          <w:b w:val="false"/>
+          <w:i w:val="false"/>
+          <w:caps w:val="false"/>
+          <w:smallCaps w:val="false"/>
+          <w:color w:val="333333"/>
+          <w:spacing w:val="0"/>
+          <w:sz w:val="24"/>
+        </w:rPr>
+        <w:t xml:space="preserve">- </w:t>
+      </w:r>
+      <w:r>
+        <w:rPr>
+          <w:rFonts w:ascii="Open Sans;Helvetica;Arial;sans-serif" w:hAnsi="Open Sans;Helvetica;Arial;sans-serif"/>
+          <w:b w:val="false"/>
+          <w:i w:val="false"/>
+          <w:caps w:val="false"/>
+          <w:smallCaps w:val="false"/>
+          <w:color w:val="333333"/>
+          <w:spacing w:val="0"/>
+          <w:sz w:val="24"/>
+        </w:rPr>
+        <w:t>Ulkoinen kovalevy</w:t>
+      </w:r>
+    </w:p>
+    <w:p>
+      <w:pPr>
+        <w:pStyle w:val="BodyText"/>
+        <w:widowControl/>
+        <w:tabs>
+          <w:tab w:val="clear" w:pos="709"/>
+          <w:tab w:val="left" w:pos="0" w:leader="none"/>
+        </w:tabs>
+        <w:bidi w:val="0"/>
+        <w:spacing w:lineRule="auto" w:line="360" w:before="150" w:after="140"/>
+        <w:ind w:hanging="0" w:start="0" w:end="0"/>
+        <w:jc w:val="start"/>
+        <w:rPr>
+          <w:rFonts w:ascii="Open Sans;Helvetica;Arial;sans-serif" w:hAnsi="Open Sans;Helvetica;Arial;sans-serif"/>
+          <w:b w:val="false"/>
+          <w:i w:val="false"/>
+          <w:caps w:val="false"/>
+          <w:smallCaps w:val="false"/>
+          <w:color w:val="333333"/>
+          <w:spacing w:val="0"/>
+          <w:sz w:val="24"/>
+        </w:rPr>
+      </w:pPr>
+      <w:r>
+        <w:rPr>
+          <w:rFonts w:ascii="Open Sans;Helvetica;Arial;sans-serif" w:hAnsi="Open Sans;Helvetica;Arial;sans-serif"/>
+          <w:b w:val="false"/>
+          <w:i w:val="false"/>
+          <w:caps w:val="false"/>
+          <w:smallCaps w:val="false"/>
+          <w:color w:val="333333"/>
+          <w:spacing w:val="0"/>
+          <w:sz w:val="24"/>
+        </w:rPr>
+        <w:t xml:space="preserve">- </w:t>
+      </w:r>
+      <w:r>
+        <w:rPr>
+          <w:rFonts w:ascii="Open Sans;Helvetica;Arial;sans-serif" w:hAnsi="Open Sans;Helvetica;Arial;sans-serif"/>
+          <w:b w:val="false"/>
+          <w:i w:val="false"/>
+          <w:caps w:val="false"/>
+          <w:smallCaps w:val="false"/>
+          <w:color w:val="333333"/>
+          <w:spacing w:val="0"/>
+          <w:sz w:val="24"/>
+        </w:rPr>
+        <w:t>Pilvi palvelut (One drive, Dropbox, Nextcloud)</w:t>
+      </w:r>
+    </w:p>
+    <w:p>
+      <w:pPr>
+        <w:pStyle w:val="BodyText"/>
+        <w:widowControl/>
+        <w:tabs>
+          <w:tab w:val="clear" w:pos="709"/>
+          <w:tab w:val="left" w:pos="0" w:leader="none"/>
+        </w:tabs>
+        <w:bidi w:val="0"/>
+        <w:spacing w:lineRule="auto" w:line="360" w:before="150" w:after="140"/>
+        <w:ind w:hanging="0" w:start="0" w:end="0"/>
+        <w:jc w:val="start"/>
+        <w:rPr>
+          <w:rFonts w:ascii="Open Sans;Helvetica;Arial;sans-serif" w:hAnsi="Open Sans;Helvetica;Arial;sans-serif"/>
+          <w:b w:val="false"/>
+          <w:i w:val="false"/>
+          <w:caps w:val="false"/>
+          <w:smallCaps w:val="false"/>
+          <w:color w:val="333333"/>
+          <w:spacing w:val="0"/>
+          <w:sz w:val="24"/>
+        </w:rPr>
+      </w:pPr>
+      <w:r>
+        <w:rPr>
+          <w:rFonts w:ascii="Open Sans;Helvetica;Arial;sans-serif" w:hAnsi="Open Sans;Helvetica;Arial;sans-serif"/>
+          <w:b w:val="false"/>
+          <w:i w:val="false"/>
+          <w:caps w:val="false"/>
+          <w:smallCaps w:val="false"/>
+          <w:color w:val="333333"/>
+          <w:spacing w:val="0"/>
+          <w:sz w:val="24"/>
+        </w:rPr>
+        <w:t xml:space="preserve">- </w:t>
+      </w:r>
+      <w:r>
+        <w:rPr>
+          <w:rFonts w:ascii="Open Sans;Helvetica;Arial;sans-serif" w:hAnsi="Open Sans;Helvetica;Arial;sans-serif"/>
+          <w:b w:val="false"/>
+          <w:i w:val="false"/>
+          <w:caps w:val="false"/>
+          <w:smallCaps w:val="false"/>
+          <w:color w:val="333333"/>
+          <w:spacing w:val="0"/>
+          <w:sz w:val="24"/>
+        </w:rPr>
+        <w:t>Verkon yli siirto</w:t>
       </w:r>
     </w:p>
     <w:p>
@@ -586,7 +2726,6 @@
           <w:ilvl w:val="0"/>
           <w:numId w:val="4"/>
         </w:numPr>
-        <w:pBdr/>
         <w:tabs>
           <w:tab w:val="clear" w:pos="709"/>
           <w:tab w:val="left" w:pos="0" w:leader="none"/>
@@ -618,6 +2757,192 @@
           <w:sz w:val="24"/>
         </w:rPr>
         <w:t>Mieti 3 erilaista tilannetta mitä voisit joutua tekemään / selvittämään aikaisempien mallien pohjaöta? Sellaisia, joita ei ole aikaisemmin ollut esillä.</w:t>
+      </w:r>
+    </w:p>
+    <w:p>
+      <w:pPr>
+        <w:pStyle w:val="BodyText"/>
+        <w:widowControl/>
+        <w:tabs>
+          <w:tab w:val="clear" w:pos="709"/>
+          <w:tab w:val="left" w:pos="0" w:leader="none"/>
+        </w:tabs>
+        <w:bidi w:val="0"/>
+        <w:spacing w:lineRule="auto" w:line="360" w:before="150" w:after="140"/>
+        <w:ind w:hanging="0" w:start="0" w:end="0"/>
+        <w:jc w:val="start"/>
+        <w:rPr>
+          <w:rFonts w:ascii="Open Sans;Helvetica;Arial;sans-serif" w:hAnsi="Open Sans;Helvetica;Arial;sans-serif"/>
+          <w:b w:val="false"/>
+          <w:i w:val="false"/>
+          <w:caps w:val="false"/>
+          <w:smallCaps w:val="false"/>
+          <w:color w:val="333333"/>
+          <w:spacing w:val="0"/>
+          <w:sz w:val="24"/>
+        </w:rPr>
+      </w:pPr>
+      <w:r>
+        <w:rPr>
+          <w:rFonts w:ascii="Open Sans;Helvetica;Arial;sans-serif" w:hAnsi="Open Sans;Helvetica;Arial;sans-serif"/>
+          <w:b w:val="false"/>
+          <w:i w:val="false"/>
+          <w:caps w:val="false"/>
+          <w:smallCaps w:val="false"/>
+          <w:color w:val="333333"/>
+          <w:spacing w:val="0"/>
+          <w:sz w:val="24"/>
+        </w:rPr>
+      </w:r>
+    </w:p>
+    <w:p>
+      <w:pPr>
+        <w:pStyle w:val="BodyText"/>
+        <w:widowControl/>
+        <w:tabs>
+          <w:tab w:val="clear" w:pos="709"/>
+          <w:tab w:val="left" w:pos="0" w:leader="none"/>
+        </w:tabs>
+        <w:bidi w:val="0"/>
+        <w:spacing w:lineRule="auto" w:line="360" w:before="150" w:after="140"/>
+        <w:ind w:hanging="0" w:start="0" w:end="0"/>
+        <w:jc w:val="start"/>
+        <w:rPr>
+          <w:rFonts w:ascii="Open Sans;Helvetica;Arial;sans-serif" w:hAnsi="Open Sans;Helvetica;Arial;sans-serif"/>
+          <w:b w:val="false"/>
+          <w:i w:val="false"/>
+          <w:caps w:val="false"/>
+          <w:smallCaps w:val="false"/>
+          <w:color w:val="333333"/>
+          <w:spacing w:val="0"/>
+          <w:sz w:val="24"/>
+        </w:rPr>
+      </w:pPr>
+      <w:r>
+        <w:rPr>
+          <w:rFonts w:ascii="Open Sans;Helvetica;Arial;sans-serif" w:hAnsi="Open Sans;Helvetica;Arial;sans-serif"/>
+          <w:b w:val="false"/>
+          <w:i w:val="false"/>
+          <w:caps w:val="false"/>
+          <w:smallCaps w:val="false"/>
+          <w:color w:val="333333"/>
+          <w:spacing w:val="0"/>
+          <w:sz w:val="24"/>
+        </w:rPr>
+        <w:t xml:space="preserve">- </w:t>
+      </w:r>
+      <w:r>
+        <w:rPr>
+          <w:rFonts w:ascii="Open Sans;Helvetica;Arial;sans-serif" w:hAnsi="Open Sans;Helvetica;Arial;sans-serif"/>
+          <w:b w:val="false"/>
+          <w:i w:val="false"/>
+          <w:caps w:val="false"/>
+          <w:smallCaps w:val="false"/>
+          <w:color w:val="333333"/>
+          <w:spacing w:val="0"/>
+          <w:sz w:val="24"/>
+        </w:rPr>
+        <w:t>Windowssin uudelleen asennus jossa tyhjennetään koko kovalevy</w:t>
+      </w:r>
+    </w:p>
+    <w:p>
+      <w:pPr>
+        <w:pStyle w:val="BodyText"/>
+        <w:widowControl/>
+        <w:tabs>
+          <w:tab w:val="clear" w:pos="709"/>
+          <w:tab w:val="left" w:pos="0" w:leader="none"/>
+        </w:tabs>
+        <w:bidi w:val="0"/>
+        <w:spacing w:lineRule="auto" w:line="360" w:before="150" w:after="140"/>
+        <w:ind w:hanging="0" w:start="0" w:end="0"/>
+        <w:jc w:val="start"/>
+        <w:rPr>
+          <w:rFonts w:ascii="Open Sans;Helvetica;Arial;sans-serif" w:hAnsi="Open Sans;Helvetica;Arial;sans-serif"/>
+          <w:b w:val="false"/>
+          <w:i w:val="false"/>
+          <w:caps w:val="false"/>
+          <w:smallCaps w:val="false"/>
+          <w:color w:val="333333"/>
+          <w:spacing w:val="0"/>
+          <w:sz w:val="24"/>
+        </w:rPr>
+      </w:pPr>
+      <w:r>
+        <w:rPr>
+          <w:rFonts w:ascii="Open Sans;Helvetica;Arial;sans-serif" w:hAnsi="Open Sans;Helvetica;Arial;sans-serif"/>
+          <w:b w:val="false"/>
+          <w:i w:val="false"/>
+          <w:caps w:val="false"/>
+          <w:smallCaps w:val="false"/>
+          <w:color w:val="333333"/>
+          <w:spacing w:val="0"/>
+          <w:sz w:val="24"/>
+        </w:rPr>
+        <w:t xml:space="preserve">- </w:t>
+      </w:r>
+      <w:r>
+        <w:rPr>
+          <w:rFonts w:ascii="Open Sans;Helvetica;Arial;sans-serif" w:hAnsi="Open Sans;Helvetica;Arial;sans-serif"/>
+          <w:b w:val="false"/>
+          <w:i w:val="false"/>
+          <w:caps w:val="false"/>
+          <w:smallCaps w:val="false"/>
+          <w:color w:val="333333"/>
+          <w:spacing w:val="0"/>
+          <w:sz w:val="24"/>
+        </w:rPr>
+        <w:t>Windows ympäristöstä esim mac ympäristöön siirtyminen</w:t>
+      </w:r>
+    </w:p>
+    <w:p>
+      <w:pPr>
+        <w:pStyle w:val="BodyText"/>
+        <w:widowControl/>
+        <w:tabs>
+          <w:tab w:val="clear" w:pos="709"/>
+          <w:tab w:val="left" w:pos="0" w:leader="none"/>
+        </w:tabs>
+        <w:bidi w:val="0"/>
+        <w:spacing w:lineRule="auto" w:line="360" w:before="150" w:after="140"/>
+        <w:ind w:hanging="0" w:start="0" w:end="0"/>
+        <w:jc w:val="start"/>
+        <w:rPr>
+          <w:rFonts w:ascii="Open Sans;Helvetica;Arial;sans-serif" w:hAnsi="Open Sans;Helvetica;Arial;sans-serif"/>
+          <w:b w:val="false"/>
+          <w:i w:val="false"/>
+          <w:caps w:val="false"/>
+          <w:smallCaps w:val="false"/>
+          <w:color w:val="333333"/>
+          <w:spacing w:val="0"/>
+          <w:sz w:val="24"/>
+        </w:rPr>
+      </w:pPr>
+      <w:r>
+        <w:rPr>
+          <w:rFonts w:ascii="Open Sans;Helvetica;Arial;sans-serif" w:hAnsi="Open Sans;Helvetica;Arial;sans-serif"/>
+          <w:b w:val="false"/>
+          <w:i w:val="false"/>
+          <w:caps w:val="false"/>
+          <w:smallCaps w:val="false"/>
+          <w:color w:val="333333"/>
+          <w:spacing w:val="0"/>
+          <w:sz w:val="24"/>
+        </w:rPr>
+        <w:t xml:space="preserve">- </w:t>
+      </w:r>
+      <w:r>
+        <w:rPr>
+          <w:rFonts w:ascii="Open Sans;Helvetica;Arial;sans-serif" w:hAnsi="Open Sans;Helvetica;Arial;sans-serif"/>
+          <w:b w:val="false"/>
+          <w:i w:val="false"/>
+          <w:caps w:val="false"/>
+          <w:smallCaps w:val="false"/>
+          <w:color w:val="333333"/>
+          <w:spacing w:val="0"/>
+          <w:sz w:val="24"/>
+        </w:rPr>
+        <w:t>Vanhan koneen win tuki ja joudut vaihtamaan linux jakelun koneelle ja haluat tyhjentää kaikki kovalevyt koneesta</w:t>
       </w:r>
     </w:p>
     <w:p>
@@ -640,6 +2965,7 @@
           <w:pgMar w:left="1134" w:right="1134" w:gutter="0" w:header="0" w:top="1134" w:footer="0" w:bottom="1134"/>
           <w:formProt w:val="false"/>
           <w:textDirection w:val="lrTb"/>
+          <w:docGrid w:type="default" w:linePitch="100" w:charSpace="0"/>
         </w:sectPr>
       </w:pPr>
     </w:p>
@@ -658,9 +2984,9 @@
       <w:type w:val="continuous"/>
       <w:pgSz w:w="11906" w:h="16838"/>
       <w:pgMar w:left="1134" w:right="1134" w:gutter="0" w:header="0" w:top="1134" w:footer="0" w:bottom="1134"/>
-      <w:pgNumType w:fmt="decimal"/>
       <w:formProt w:val="false"/>
       <w:textDirection w:val="lrTb"/>
+      <w:docGrid w:type="default" w:linePitch="100" w:charSpace="0"/>
     </w:sectPr>
   </w:body>
 </w:document>
@@ -685,7 +3011,6 @@
     <w:lvl w:ilvl="1">
       <w:start w:val="1"/>
       <w:numFmt w:val="none"/>
-      <w:pStyle w:val="Heading2"/>
       <w:suff w:val="nothing"/>
       <w:lvlText w:val=""/>
       <w:lvlJc w:val="start"/>
@@ -1177,7 +3502,6 @@
     </w:rPrDefault>
     <w:pPrDefault>
       <w:pPr>
-        <w:widowControl/>
         <w:suppressAutoHyphens w:val="true"/>
       </w:pPr>
     </w:pPrDefault>
@@ -1187,7 +3511,10 @@
     <w:qFormat/>
     <w:pPr>
       <w:widowControl/>
+      <w:suppressAutoHyphens w:val="true"/>
       <w:bidi w:val="0"/>
+      <w:spacing w:before="0" w:after="0"/>
+      <w:jc w:val="start"/>
     </w:pPr>
     <w:rPr>
       <w:rFonts w:ascii="Liberation Serif" w:hAnsi="Liberation Serif" w:eastAsia="Noto Serif CJK SC" w:cs="Noto Sans Devanagari"/>
@@ -1200,7 +3527,7 @@
   </w:style>
   <w:style w:type="paragraph" w:styleId="Heading2">
     <w:name w:val="heading 2"/>
-    <w:basedOn w:val="Otsikko"/>
+    <w:basedOn w:val="Otsikkouser"/>
     <w:next w:val="BodyText"/>
     <w:qFormat/>
     <w:pPr>
@@ -1215,8 +3542,8 @@
       <w:szCs w:val="36"/>
     </w:rPr>
   </w:style>
-  <w:style w:type="character" w:styleId="Numerointisymbolit">
-    <w:name w:val="Numerointisymbolit"/>
+  <w:style w:type="character" w:styleId="Numerointisymbolituser">
+    <w:name w:val="Numerointisymbolit (user)"/>
     <w:qFormat/>
     <w:rPr/>
   </w:style>
@@ -1285,6 +3612,32 @@
   </w:style>
   <w:style w:type="paragraph" w:styleId="Hakemisto">
     <w:name w:val="Hakemisto"/>
+    <w:basedOn w:val="Normal"/>
+    <w:qFormat/>
+    <w:pPr>
+      <w:suppressLineNumbers/>
+    </w:pPr>
+    <w:rPr>
+      <w:rFonts w:cs="Noto Sans Devanagari"/>
+    </w:rPr>
+  </w:style>
+  <w:style w:type="paragraph" w:styleId="Otsikkouser">
+    <w:name w:val="Otsikko (user)"/>
+    <w:basedOn w:val="Normal"/>
+    <w:next w:val="BodyText"/>
+    <w:qFormat/>
+    <w:pPr>
+      <w:keepNext w:val="true"/>
+      <w:spacing w:before="240" w:after="120"/>
+    </w:pPr>
+    <w:rPr>
+      <w:rFonts w:ascii="Liberation Sans" w:hAnsi="Liberation Sans" w:eastAsia="Noto Sans CJK SC" w:cs="Noto Sans Devanagari"/>
+      <w:sz w:val="28"/>
+      <w:szCs w:val="28"/>
+    </w:rPr>
+  </w:style>
+  <w:style w:type="paragraph" w:styleId="Hakemistouser">
+    <w:name w:val="Hakemisto (user)"/>
     <w:basedOn w:val="Normal"/>
     <w:qFormat/>
     <w:pPr>
